--- a/JS1.docx
+++ b/JS1.docx
@@ -621,7 +621,7 @@
                 <w:szCs w:val="24"/>
                 <w:lang w:val="en-US" w:eastAsia="en-ID"/>
               </w:rPr>
-              <w:t>2</w:t>
+              <w:t>3</w:t>
             </w:r>
           </w:p>
         </w:tc>
@@ -851,6 +851,73 @@
                 <w:lang w:eastAsia="en-ID"/>
               </w:rPr>
             </w:pPr>
+            <w:r>
+              <w:rPr>
+                <w:rFonts w:eastAsia="Times New Roman" w:cs="Times New Roman"/>
+                <w:szCs w:val="24"/>
+                <w:lang w:eastAsia="en-ID"/>
+              </w:rPr>
+              <w:t xml:space="preserve">Routing dasar </w:t>
+            </w:r>
+            <w:r>
+              <w:rPr>
+                <w:rFonts w:eastAsia="Times New Roman" w:cs="Times New Roman"/>
+                <w:szCs w:val="24"/>
+                <w:lang w:eastAsia="en-ID"/>
+              </w:rPr>
+              <w:br/>
+              <w:t xml:space="preserve">dengan struktur awal </w:t>
+            </w:r>
+            <w:r>
+              <w:rPr>
+                <w:rFonts w:eastAsia="Times New Roman" w:cs="Times New Roman"/>
+                <w:szCs w:val="24"/>
+                <w:lang w:eastAsia="en-ID"/>
+              </w:rPr>
+              <w:br/>
+            </w:r>
+            <w:r>
+              <w:rPr>
+                <w:rFonts w:eastAsia="Times New Roman" w:cs="Times New Roman"/>
+                <w:szCs w:val="24"/>
+                <w:lang w:eastAsia="en-ID"/>
+              </w:rPr>
+              <w:drawing>
+                <wp:inline distT="0" distB="0" distL="0" distR="0" wp14:anchorId="3B26913B" wp14:editId="519E69E3">
+                  <wp:extent cx="2333951" cy="2791215"/>
+                  <wp:effectExtent l="0" t="0" r="9525" b="9525"/>
+                  <wp:docPr id="1172906520" name="Picture 1"/>
+                  <wp:cNvGraphicFramePr>
+                    <a:graphicFrameLocks xmlns:a="http://schemas.openxmlformats.org/drawingml/2006/main" noChangeAspect="1"/>
+                  </wp:cNvGraphicFramePr>
+                  <a:graphic xmlns:a="http://schemas.openxmlformats.org/drawingml/2006/main">
+                    <a:graphicData uri="http://schemas.openxmlformats.org/drawingml/2006/picture">
+                      <pic:pic xmlns:pic="http://schemas.openxmlformats.org/drawingml/2006/picture">
+                        <pic:nvPicPr>
+                          <pic:cNvPr id="1172906520" name=""/>
+                          <pic:cNvPicPr/>
+                        </pic:nvPicPr>
+                        <pic:blipFill>
+                          <a:blip r:embed="rId7"/>
+                          <a:stretch>
+                            <a:fillRect/>
+                          </a:stretch>
+                        </pic:blipFill>
+                        <pic:spPr>
+                          <a:xfrm>
+                            <a:off x="0" y="0"/>
+                            <a:ext cx="2333951" cy="2791215"/>
+                          </a:xfrm>
+                          <a:prstGeom prst="rect">
+                            <a:avLst/>
+                          </a:prstGeom>
+                        </pic:spPr>
+                      </pic:pic>
+                    </a:graphicData>
+                  </a:graphic>
+                </wp:inline>
+              </w:drawing>
+            </w:r>
           </w:p>
         </w:tc>
       </w:tr>
@@ -895,6 +962,68 @@
                 <w:lang w:val="it-IT" w:eastAsia="en-ID"/>
               </w:rPr>
             </w:pPr>
+            <w:r>
+              <w:rPr>
+                <w:rFonts w:eastAsia="Times New Roman" w:cs="Times New Roman"/>
+                <w:szCs w:val="24"/>
+                <w:lang w:val="it-IT" w:eastAsia="en-ID"/>
+              </w:rPr>
+              <w:t>Tampilan dari pages about.tsx</w:t>
+            </w:r>
+          </w:p>
+          <w:p>
+            <w:pPr>
+              <w:spacing w:before="60" w:line="360" w:lineRule="auto"/>
+              <w:ind w:firstLine="0"/>
+              <w:jc w:val="left"/>
+              <w:rPr>
+                <w:rFonts w:eastAsia="Times New Roman" w:cs="Times New Roman"/>
+                <w:szCs w:val="24"/>
+                <w:lang w:val="it-IT" w:eastAsia="en-ID"/>
+              </w:rPr>
+            </w:pPr>
+            <w:r>
+              <w:rPr>
+                <w:rFonts w:eastAsia="Times New Roman" w:cs="Times New Roman"/>
+                <w:szCs w:val="24"/>
+                <w:lang w:val="it-IT" w:eastAsia="en-ID"/>
+              </w:rPr>
+              <w:drawing>
+                <wp:inline distT="0" distB="0" distL="0" distR="0" wp14:anchorId="747E026C" wp14:editId="212FE9BD">
+                  <wp:extent cx="3410426" cy="1247949"/>
+                  <wp:effectExtent l="0" t="0" r="0" b="9525"/>
+                  <wp:docPr id="1964204169" name="Picture 1"/>
+                  <wp:cNvGraphicFramePr>
+                    <a:graphicFrameLocks xmlns:a="http://schemas.openxmlformats.org/drawingml/2006/main" noChangeAspect="1"/>
+                  </wp:cNvGraphicFramePr>
+                  <a:graphic xmlns:a="http://schemas.openxmlformats.org/drawingml/2006/main">
+                    <a:graphicData uri="http://schemas.openxmlformats.org/drawingml/2006/picture">
+                      <pic:pic xmlns:pic="http://schemas.openxmlformats.org/drawingml/2006/picture">
+                        <pic:nvPicPr>
+                          <pic:cNvPr id="1964204169" name=""/>
+                          <pic:cNvPicPr/>
+                        </pic:nvPicPr>
+                        <pic:blipFill>
+                          <a:blip r:embed="rId8"/>
+                          <a:stretch>
+                            <a:fillRect/>
+                          </a:stretch>
+                        </pic:blipFill>
+                        <pic:spPr>
+                          <a:xfrm>
+                            <a:off x="0" y="0"/>
+                            <a:ext cx="3410426" cy="1247949"/>
+                          </a:xfrm>
+                          <a:prstGeom prst="rect">
+                            <a:avLst/>
+                          </a:prstGeom>
+                        </pic:spPr>
+                      </pic:pic>
+                    </a:graphicData>
+                  </a:graphic>
+                </wp:inline>
+              </w:drawing>
+            </w:r>
           </w:p>
         </w:tc>
       </w:tr>
@@ -903,21 +1032,7 @@
       <w:pPr>
         <w:spacing w:before="60" w:line="360" w:lineRule="auto"/>
         <w:ind w:firstLine="0"/>
-        <w:rPr>
-          <w:rFonts w:eastAsia="Times New Roman" w:cs="Times New Roman"/>
-          <w:b/>
-          <w:bCs/>
-          <w:kern w:val="0"/>
-          <w:szCs w:val="24"/>
-          <w:lang w:eastAsia="en-ID"/>
-          <w14:ligatures w14:val="none"/>
-        </w:rPr>
-      </w:pPr>
-    </w:p>
-    <w:p>
-      <w:pPr>
-        <w:spacing w:before="60" w:line="360" w:lineRule="auto"/>
-        <w:ind w:firstLine="0"/>
+        <w:jc w:val="left"/>
         <w:rPr>
           <w:rFonts w:eastAsia="Times New Roman" w:cs="Times New Roman"/>
           <w:b/>
@@ -939,6 +1054,7 @@
           <w:lang w:eastAsia="en-ID"/>
           <w14:ligatures w14:val="none"/>
         </w:rPr>
+        <w:lastRenderedPageBreak/>
         <w:t>Praktikum</w:t>
       </w:r>
       <w:proofErr w:type="spellEnd"/>
@@ -975,11 +1091,9 @@
             <w:pPr>
               <w:spacing w:before="60" w:line="360" w:lineRule="auto"/>
               <w:ind w:firstLine="0"/>
-              <w:jc w:val="center"/>
-              <w:rPr>
-                <w:rFonts w:eastAsia="Times New Roman" w:cs="Times New Roman"/>
-                <w:b/>
-                <w:bCs/>
+              <w:jc w:val="left"/>
+              <w:rPr>
+                <w:rFonts w:eastAsia="Times New Roman" w:cs="Times New Roman"/>
                 <w:sz w:val="22"/>
                 <w:lang w:eastAsia="en-ID"/>
               </w:rPr>
@@ -987,8 +1101,6 @@
             <w:r>
               <w:rPr>
                 <w:rFonts w:eastAsia="Times New Roman" w:cs="Times New Roman"/>
-                <w:b/>
-                <w:bCs/>
                 <w:sz w:val="22"/>
                 <w:lang w:eastAsia="en-ID"/>
               </w:rPr>
@@ -1004,10 +1116,9 @@
             <w:pPr>
               <w:spacing w:before="60" w:line="360" w:lineRule="auto"/>
               <w:ind w:firstLine="0"/>
-              <w:rPr>
-                <w:rFonts w:eastAsia="Times New Roman" w:cs="Times New Roman"/>
-                <w:b/>
-                <w:bCs/>
+              <w:jc w:val="left"/>
+              <w:rPr>
+                <w:rFonts w:eastAsia="Times New Roman" w:cs="Times New Roman"/>
                 <w:sz w:val="22"/>
                 <w:lang w:eastAsia="en-ID"/>
               </w:rPr>
@@ -1015,8 +1126,6 @@
             <w:r>
               <w:rPr>
                 <w:rFonts w:eastAsia="Times New Roman" w:cs="Times New Roman"/>
-                <w:b/>
-                <w:bCs/>
                 <w:sz w:val="22"/>
                 <w:lang w:eastAsia="en-ID"/>
               </w:rPr>
@@ -1034,7 +1143,7 @@
             <w:pPr>
               <w:spacing w:before="60" w:line="360" w:lineRule="auto"/>
               <w:ind w:firstLine="0"/>
-              <w:jc w:val="center"/>
+              <w:jc w:val="left"/>
               <w:rPr>
                 <w:rFonts w:eastAsia="Times New Roman" w:cs="Times New Roman"/>
                 <w:szCs w:val="24"/>
@@ -1086,7 +1195,7 @@
             <w:pPr>
               <w:spacing w:before="60" w:line="360" w:lineRule="auto"/>
               <w:ind w:firstLine="0"/>
-              <w:jc w:val="center"/>
+              <w:jc w:val="left"/>
               <w:rPr>
                 <w:rFonts w:eastAsia="Times New Roman" w:cs="Times New Roman"/>
                 <w:szCs w:val="24"/>
@@ -1130,7 +1239,7 @@
             <w:pPr>
               <w:spacing w:before="60" w:line="360" w:lineRule="auto"/>
               <w:ind w:firstLine="0"/>
-              <w:jc w:val="center"/>
+              <w:jc w:val="left"/>
               <w:rPr>
                 <w:rFonts w:eastAsia="Times New Roman" w:cs="Times New Roman"/>
                 <w:szCs w:val="24"/>
@@ -1174,7 +1283,7 @@
             <w:pPr>
               <w:spacing w:before="60" w:line="360" w:lineRule="auto"/>
               <w:ind w:firstLine="0"/>
-              <w:jc w:val="center"/>
+              <w:jc w:val="left"/>
               <w:rPr>
                 <w:rFonts w:eastAsia="Times New Roman" w:cs="Times New Roman"/>
                 <w:szCs w:val="24"/>
@@ -1214,6 +1323,7 @@
       <w:pPr>
         <w:spacing w:before="60" w:line="360" w:lineRule="auto"/>
         <w:ind w:firstLine="0"/>
+        <w:jc w:val="left"/>
         <w:rPr>
           <w:rFonts w:eastAsia="Times New Roman" w:cs="Times New Roman"/>
           <w:b/>
@@ -1229,6 +1339,7 @@
       <w:pPr>
         <w:spacing w:before="60" w:line="360" w:lineRule="auto"/>
         <w:ind w:firstLine="0"/>
+        <w:jc w:val="left"/>
         <w:rPr>
           <w:rFonts w:eastAsia="Times New Roman" w:cs="Times New Roman"/>
           <w:b/>
@@ -1263,7 +1374,19 @@
           <w:lang w:eastAsia="en-ID"/>
           <w14:ligatures w14:val="none"/>
         </w:rPr>
-        <w:t xml:space="preserve"> Ke-2</w:t>
+        <w:t xml:space="preserve"> Ke-</w:t>
+      </w:r>
+      <w:r>
+        <w:rPr>
+          <w:rFonts w:eastAsia="Times New Roman" w:cs="Times New Roman"/>
+          <w:b/>
+          <w:bCs/>
+          <w:kern w:val="0"/>
+          <w:szCs w:val="24"/>
+          <w:lang w:eastAsia="en-ID"/>
+          <w14:ligatures w14:val="none"/>
+        </w:rPr>
+        <w:t>3</w:t>
       </w:r>
     </w:p>
     <w:tbl>
@@ -1286,11 +1409,9 @@
             <w:pPr>
               <w:spacing w:before="60" w:line="360" w:lineRule="auto"/>
               <w:ind w:firstLine="0"/>
-              <w:jc w:val="center"/>
-              <w:rPr>
-                <w:rFonts w:eastAsia="Times New Roman" w:cs="Times New Roman"/>
-                <w:b/>
-                <w:bCs/>
+              <w:jc w:val="left"/>
+              <w:rPr>
+                <w:rFonts w:eastAsia="Times New Roman" w:cs="Times New Roman"/>
                 <w:sz w:val="22"/>
                 <w:lang w:eastAsia="en-ID"/>
               </w:rPr>
@@ -1298,8 +1419,6 @@
             <w:r>
               <w:rPr>
                 <w:rFonts w:eastAsia="Times New Roman" w:cs="Times New Roman"/>
-                <w:b/>
-                <w:bCs/>
                 <w:sz w:val="22"/>
                 <w:lang w:eastAsia="en-ID"/>
               </w:rPr>
@@ -1318,8 +1437,6 @@
               <w:jc w:val="left"/>
               <w:rPr>
                 <w:rFonts w:eastAsia="Times New Roman" w:cs="Times New Roman"/>
-                <w:b/>
-                <w:bCs/>
                 <w:sz w:val="22"/>
                 <w:lang w:eastAsia="en-ID"/>
               </w:rPr>
@@ -1327,8 +1444,6 @@
             <w:r>
               <w:rPr>
                 <w:rFonts w:eastAsia="Times New Roman" w:cs="Times New Roman"/>
-                <w:b/>
-                <w:bCs/>
                 <w:sz w:val="22"/>
                 <w:lang w:eastAsia="en-ID"/>
               </w:rPr>
@@ -1346,11 +1461,9 @@
             <w:pPr>
               <w:spacing w:before="60" w:line="360" w:lineRule="auto"/>
               <w:ind w:firstLine="0"/>
-              <w:jc w:val="center"/>
-              <w:rPr>
-                <w:rFonts w:eastAsia="Times New Roman" w:cs="Times New Roman"/>
-                <w:b/>
-                <w:bCs/>
+              <w:jc w:val="left"/>
+              <w:rPr>
+                <w:rFonts w:eastAsia="Times New Roman" w:cs="Times New Roman"/>
                 <w:sz w:val="22"/>
                 <w:lang w:val="en-US" w:eastAsia="en-ID"/>
               </w:rPr>
@@ -1358,8 +1471,6 @@
             <w:r>
               <w:rPr>
                 <w:rFonts w:eastAsia="Times New Roman" w:cs="Times New Roman"/>
-                <w:b/>
-                <w:bCs/>
                 <w:sz w:val="22"/>
                 <w:lang w:val="en-US" w:eastAsia="en-ID"/>
               </w:rPr>
@@ -1378,8 +1489,6 @@
               <w:jc w:val="left"/>
               <w:rPr>
                 <w:rFonts w:eastAsia="Times New Roman" w:cs="Times New Roman"/>
-                <w:b/>
-                <w:bCs/>
                 <w:sz w:val="22"/>
                 <w:lang w:val="en-US" w:eastAsia="en-ID"/>
               </w:rPr>
@@ -1396,11 +1505,9 @@
             <w:pPr>
               <w:spacing w:before="60" w:line="360" w:lineRule="auto"/>
               <w:ind w:firstLine="0"/>
-              <w:jc w:val="center"/>
-              <w:rPr>
-                <w:rFonts w:eastAsia="Times New Roman" w:cs="Times New Roman"/>
-                <w:b/>
-                <w:bCs/>
+              <w:jc w:val="left"/>
+              <w:rPr>
+                <w:rFonts w:eastAsia="Times New Roman" w:cs="Times New Roman"/>
                 <w:sz w:val="22"/>
                 <w:lang w:val="en-US" w:eastAsia="en-ID"/>
               </w:rPr>
@@ -1408,8 +1515,6 @@
             <w:r>
               <w:rPr>
                 <w:rFonts w:eastAsia="Times New Roman" w:cs="Times New Roman"/>
-                <w:b/>
-                <w:bCs/>
                 <w:sz w:val="22"/>
                 <w:lang w:val="en-US" w:eastAsia="en-ID"/>
               </w:rPr>
@@ -1428,8 +1533,6 @@
               <w:jc w:val="left"/>
               <w:rPr>
                 <w:rFonts w:eastAsia="Times New Roman" w:cs="Times New Roman"/>
-                <w:b/>
-                <w:bCs/>
                 <w:sz w:val="22"/>
                 <w:lang w:eastAsia="en-ID"/>
               </w:rPr>
@@ -1446,11 +1549,9 @@
             <w:pPr>
               <w:spacing w:before="60" w:line="360" w:lineRule="auto"/>
               <w:ind w:firstLine="0"/>
-              <w:jc w:val="center"/>
-              <w:rPr>
-                <w:rFonts w:eastAsia="Times New Roman" w:cs="Times New Roman"/>
-                <w:b/>
-                <w:bCs/>
+              <w:jc w:val="left"/>
+              <w:rPr>
+                <w:rFonts w:eastAsia="Times New Roman" w:cs="Times New Roman"/>
                 <w:sz w:val="22"/>
                 <w:lang w:val="en-US" w:eastAsia="en-ID"/>
               </w:rPr>
@@ -1458,8 +1559,6 @@
             <w:r>
               <w:rPr>
                 <w:rFonts w:eastAsia="Times New Roman" w:cs="Times New Roman"/>
-                <w:b/>
-                <w:bCs/>
                 <w:sz w:val="22"/>
                 <w:lang w:val="en-US" w:eastAsia="en-ID"/>
               </w:rPr>
@@ -1478,8 +1577,6 @@
               <w:jc w:val="left"/>
               <w:rPr>
                 <w:rFonts w:eastAsia="Times New Roman" w:cs="Times New Roman"/>
-                <w:b/>
-                <w:bCs/>
                 <w:sz w:val="22"/>
                 <w:lang w:val="en-US" w:eastAsia="en-ID"/>
               </w:rPr>
@@ -1496,11 +1593,9 @@
             <w:pPr>
               <w:spacing w:before="60" w:line="360" w:lineRule="auto"/>
               <w:ind w:firstLine="0"/>
-              <w:jc w:val="center"/>
-              <w:rPr>
-                <w:rFonts w:eastAsia="Times New Roman" w:cs="Times New Roman"/>
-                <w:b/>
-                <w:bCs/>
+              <w:jc w:val="left"/>
+              <w:rPr>
+                <w:rFonts w:eastAsia="Times New Roman" w:cs="Times New Roman"/>
                 <w:sz w:val="22"/>
                 <w:lang w:val="en-US" w:eastAsia="en-ID"/>
               </w:rPr>
@@ -1508,8 +1603,6 @@
             <w:r>
               <w:rPr>
                 <w:rFonts w:eastAsia="Times New Roman" w:cs="Times New Roman"/>
-                <w:b/>
-                <w:bCs/>
                 <w:sz w:val="22"/>
                 <w:lang w:val="en-US" w:eastAsia="en-ID"/>
               </w:rPr>
@@ -1528,8 +1621,6 @@
               <w:jc w:val="left"/>
               <w:rPr>
                 <w:rFonts w:eastAsia="Times New Roman" w:cs="Times New Roman"/>
-                <w:b/>
-                <w:bCs/>
                 <w:sz w:val="22"/>
                 <w:lang w:eastAsia="en-ID"/>
               </w:rPr>
@@ -1542,6 +1633,31 @@
       <w:pPr>
         <w:spacing w:before="60" w:line="360" w:lineRule="auto"/>
         <w:ind w:firstLine="0"/>
+        <w:jc w:val="left"/>
+        <w:rPr>
+          <w:rFonts w:eastAsia="Times New Roman" w:cs="Times New Roman"/>
+          <w:kern w:val="0"/>
+          <w:szCs w:val="24"/>
+          <w:lang w:eastAsia="en-ID"/>
+          <w14:ligatures w14:val="none"/>
+        </w:rPr>
+      </w:pPr>
+      <w:r>
+        <w:rPr>
+          <w:rFonts w:eastAsia="Times New Roman" w:cs="Times New Roman"/>
+          <w:kern w:val="0"/>
+          <w:szCs w:val="24"/>
+          <w:lang w:eastAsia="en-ID"/>
+          <w14:ligatures w14:val="none"/>
+        </w:rPr>
+        <w:tab/>
+      </w:r>
+    </w:p>
+    <w:p>
+      <w:pPr>
+        <w:spacing w:before="60" w:line="360" w:lineRule="auto"/>
+        <w:ind w:firstLine="0"/>
+        <w:jc w:val="left"/>
         <w:rPr>
           <w:rFonts w:eastAsia="Times New Roman" w:cs="Times New Roman"/>
           <w:b/>
@@ -1552,6 +1668,7 @@
           <w14:ligatures w14:val="none"/>
         </w:rPr>
       </w:pPr>
+      <w:proofErr w:type="spellStart"/>
       <w:r>
         <w:rPr>
           <w:rFonts w:eastAsia="Times New Roman" w:cs="Times New Roman"/>
@@ -1562,13 +1679,10 @@
           <w:lang w:eastAsia="en-ID"/>
           <w14:ligatures w14:val="none"/>
         </w:rPr>
-        <w:tab/>
+        <w:t>Praktikum</w:t>
       </w:r>
-    </w:p>
-    <w:p>
-      <w:pPr>
-        <w:spacing w:before="60" w:line="360" w:lineRule="auto"/>
-        <w:ind w:firstLine="0"/>
+      <w:proofErr w:type="spellEnd"/>
+      <w:r>
         <w:rPr>
           <w:rFonts w:eastAsia="Times New Roman" w:cs="Times New Roman"/>
           <w:b/>
@@ -1578,11 +1692,3311 @@
           <w:lang w:eastAsia="en-ID"/>
           <w14:ligatures w14:val="none"/>
         </w:rPr>
+        <w:t xml:space="preserve"> Ke-</w:t>
+      </w:r>
+      <w:r>
+        <w:rPr>
+          <w:rFonts w:eastAsia="Times New Roman" w:cs="Times New Roman"/>
+          <w:b/>
+          <w:bCs/>
+          <w:kern w:val="0"/>
+          <w:szCs w:val="24"/>
+          <w:lang w:eastAsia="en-ID"/>
+          <w14:ligatures w14:val="none"/>
+        </w:rPr>
+        <w:t>4</w:t>
+      </w:r>
+    </w:p>
+    <w:tbl>
+      <w:tblPr>
+        <w:tblStyle w:val="TableGrid"/>
+        <w:tblW w:w="5000" w:type="pct"/>
+        <w:tblLayout w:type="fixed"/>
+        <w:tblLook w:val="04A0" w:firstRow="1" w:lastRow="0" w:firstColumn="1" w:lastColumn="0" w:noHBand="0" w:noVBand="1"/>
+      </w:tblPr>
+      <w:tblGrid>
+        <w:gridCol w:w="1129"/>
+        <w:gridCol w:w="8499"/>
+      </w:tblGrid>
+      <w:tr>
+        <w:tc>
+          <w:tcPr>
+            <w:tcW w:w="1129" w:type="dxa"/>
+          </w:tcPr>
+          <w:p>
+            <w:pPr>
+              <w:spacing w:before="60" w:line="360" w:lineRule="auto"/>
+              <w:ind w:firstLine="0"/>
+              <w:jc w:val="left"/>
+              <w:rPr>
+                <w:rFonts w:eastAsia="Times New Roman" w:cs="Times New Roman"/>
+                <w:szCs w:val="24"/>
+                <w:lang w:eastAsia="en-ID"/>
+              </w:rPr>
+            </w:pPr>
+            <w:r>
+              <w:rPr>
+                <w:rFonts w:eastAsia="Times New Roman" w:cs="Times New Roman"/>
+                <w:szCs w:val="24"/>
+                <w:lang w:eastAsia="en-ID"/>
+              </w:rPr>
+              <w:t>Langkah</w:t>
+            </w:r>
+          </w:p>
+        </w:tc>
+        <w:tc>
+          <w:tcPr>
+            <w:tcW w:w="8499" w:type="dxa"/>
+          </w:tcPr>
+          <w:p>
+            <w:pPr>
+              <w:spacing w:before="60" w:line="360" w:lineRule="auto"/>
+              <w:ind w:firstLine="0"/>
+              <w:jc w:val="left"/>
+              <w:rPr>
+                <w:rFonts w:eastAsia="Times New Roman" w:cs="Times New Roman"/>
+                <w:szCs w:val="24"/>
+                <w:lang w:eastAsia="en-ID"/>
+              </w:rPr>
+            </w:pPr>
+            <w:r>
+              <w:rPr>
+                <w:rFonts w:eastAsia="Times New Roman" w:cs="Times New Roman"/>
+                <w:szCs w:val="24"/>
+                <w:lang w:eastAsia="en-ID"/>
+              </w:rPr>
+              <w:t>Jawaban/Deskripsi</w:t>
+            </w:r>
+          </w:p>
+        </w:tc>
+      </w:tr>
+      <w:tr>
+        <w:tc>
+          <w:tcPr>
+            <w:tcW w:w="1129" w:type="dxa"/>
+          </w:tcPr>
+          <w:p>
+            <w:pPr>
+              <w:spacing w:before="60" w:line="360" w:lineRule="auto"/>
+              <w:ind w:firstLine="0"/>
+              <w:jc w:val="left"/>
+              <w:rPr>
+                <w:rFonts w:eastAsia="Times New Roman" w:cs="Times New Roman"/>
+                <w:szCs w:val="24"/>
+                <w:lang w:val="en-US" w:eastAsia="en-ID"/>
+              </w:rPr>
+            </w:pPr>
+            <w:r>
+              <w:rPr>
+                <w:rFonts w:eastAsia="Times New Roman" w:cs="Times New Roman"/>
+                <w:szCs w:val="24"/>
+                <w:lang w:val="en-US" w:eastAsia="en-ID"/>
+              </w:rPr>
+              <w:t>1</w:t>
+            </w:r>
+          </w:p>
+        </w:tc>
+        <w:tc>
+          <w:tcPr>
+            <w:tcW w:w="8499" w:type="dxa"/>
+          </w:tcPr>
+          <w:p>
+            <w:pPr>
+              <w:spacing w:before="60" w:line="360" w:lineRule="auto"/>
+              <w:ind w:firstLine="0"/>
+              <w:jc w:val="left"/>
+              <w:rPr>
+                <w:rFonts w:eastAsia="Times New Roman" w:cs="Times New Roman"/>
+                <w:szCs w:val="24"/>
+                <w:lang w:val="en-US" w:eastAsia="en-ID"/>
+              </w:rPr>
+            </w:pPr>
+          </w:p>
+        </w:tc>
+      </w:tr>
+      <w:tr>
+        <w:tc>
+          <w:tcPr>
+            <w:tcW w:w="1129" w:type="dxa"/>
+          </w:tcPr>
+          <w:p>
+            <w:pPr>
+              <w:spacing w:before="60" w:line="360" w:lineRule="auto"/>
+              <w:ind w:firstLine="0"/>
+              <w:jc w:val="left"/>
+              <w:rPr>
+                <w:rFonts w:eastAsia="Times New Roman" w:cs="Times New Roman"/>
+                <w:szCs w:val="24"/>
+                <w:lang w:val="en-US" w:eastAsia="en-ID"/>
+              </w:rPr>
+            </w:pPr>
+            <w:r>
+              <w:rPr>
+                <w:rFonts w:eastAsia="Times New Roman" w:cs="Times New Roman"/>
+                <w:szCs w:val="24"/>
+                <w:lang w:val="en-US" w:eastAsia="en-ID"/>
+              </w:rPr>
+              <w:t>2</w:t>
+            </w:r>
+          </w:p>
+        </w:tc>
+        <w:tc>
+          <w:tcPr>
+            <w:tcW w:w="8499" w:type="dxa"/>
+          </w:tcPr>
+          <w:p>
+            <w:pPr>
+              <w:spacing w:before="60" w:line="360" w:lineRule="auto"/>
+              <w:ind w:firstLine="0"/>
+              <w:jc w:val="left"/>
+              <w:rPr>
+                <w:rFonts w:eastAsia="Times New Roman" w:cs="Times New Roman"/>
+                <w:szCs w:val="24"/>
+                <w:lang w:eastAsia="en-ID"/>
+              </w:rPr>
+            </w:pPr>
+          </w:p>
+        </w:tc>
+      </w:tr>
+      <w:tr>
+        <w:tc>
+          <w:tcPr>
+            <w:tcW w:w="1129" w:type="dxa"/>
+          </w:tcPr>
+          <w:p>
+            <w:pPr>
+              <w:spacing w:before="60" w:line="360" w:lineRule="auto"/>
+              <w:ind w:firstLine="0"/>
+              <w:jc w:val="left"/>
+              <w:rPr>
+                <w:rFonts w:eastAsia="Times New Roman" w:cs="Times New Roman"/>
+                <w:szCs w:val="24"/>
+                <w:lang w:val="en-US" w:eastAsia="en-ID"/>
+              </w:rPr>
+            </w:pPr>
+            <w:r>
+              <w:rPr>
+                <w:rFonts w:eastAsia="Times New Roman" w:cs="Times New Roman"/>
+                <w:szCs w:val="24"/>
+                <w:lang w:val="en-US" w:eastAsia="en-ID"/>
+              </w:rPr>
+              <w:t>3</w:t>
+            </w:r>
+          </w:p>
+        </w:tc>
+        <w:tc>
+          <w:tcPr>
+            <w:tcW w:w="8499" w:type="dxa"/>
+          </w:tcPr>
+          <w:p>
+            <w:pPr>
+              <w:spacing w:before="60" w:line="360" w:lineRule="auto"/>
+              <w:ind w:firstLine="0"/>
+              <w:jc w:val="left"/>
+              <w:rPr>
+                <w:rFonts w:eastAsia="Times New Roman" w:cs="Times New Roman"/>
+                <w:szCs w:val="24"/>
+                <w:lang w:val="en-US" w:eastAsia="en-ID"/>
+              </w:rPr>
+            </w:pPr>
+          </w:p>
+        </w:tc>
+      </w:tr>
+      <w:tr>
+        <w:tc>
+          <w:tcPr>
+            <w:tcW w:w="1129" w:type="dxa"/>
+          </w:tcPr>
+          <w:p>
+            <w:pPr>
+              <w:spacing w:before="60" w:line="360" w:lineRule="auto"/>
+              <w:ind w:firstLine="0"/>
+              <w:jc w:val="left"/>
+              <w:rPr>
+                <w:rFonts w:eastAsia="Times New Roman" w:cs="Times New Roman"/>
+                <w:szCs w:val="24"/>
+                <w:lang w:val="en-US" w:eastAsia="en-ID"/>
+              </w:rPr>
+            </w:pPr>
+            <w:r>
+              <w:rPr>
+                <w:rFonts w:eastAsia="Times New Roman" w:cs="Times New Roman"/>
+                <w:szCs w:val="24"/>
+                <w:lang w:val="en-US" w:eastAsia="en-ID"/>
+              </w:rPr>
+              <w:t>4</w:t>
+            </w:r>
+          </w:p>
+        </w:tc>
+        <w:tc>
+          <w:tcPr>
+            <w:tcW w:w="8499" w:type="dxa"/>
+          </w:tcPr>
+          <w:p>
+            <w:pPr>
+              <w:spacing w:before="60" w:line="360" w:lineRule="auto"/>
+              <w:ind w:firstLine="0"/>
+              <w:jc w:val="left"/>
+              <w:rPr>
+                <w:rFonts w:eastAsia="Times New Roman" w:cs="Times New Roman"/>
+                <w:szCs w:val="24"/>
+                <w:lang w:eastAsia="en-ID"/>
+              </w:rPr>
+            </w:pPr>
+          </w:p>
+        </w:tc>
+      </w:tr>
+    </w:tbl>
+    <w:p>
+      <w:pPr>
+        <w:spacing w:before="60" w:line="360" w:lineRule="auto"/>
+        <w:ind w:firstLine="0"/>
+        <w:jc w:val="left"/>
+        <w:rPr>
+          <w:rFonts w:eastAsia="Times New Roman" w:cs="Times New Roman"/>
+          <w:b/>
+          <w:bCs/>
+          <w:kern w:val="0"/>
+          <w:szCs w:val="24"/>
+          <w:lang w:eastAsia="en-ID"/>
+          <w14:ligatures w14:val="none"/>
+        </w:rPr>
+      </w:pPr>
+    </w:p>
+    <w:p>
+      <w:pPr>
+        <w:spacing w:before="60" w:line="360" w:lineRule="auto"/>
+        <w:ind w:firstLine="0"/>
+        <w:jc w:val="left"/>
+        <w:rPr>
+          <w:rFonts w:eastAsia="Times New Roman" w:cs="Times New Roman"/>
+          <w:b/>
+          <w:bCs/>
+          <w:kern w:val="0"/>
+          <w:szCs w:val="24"/>
+          <w:lang w:eastAsia="en-ID"/>
+          <w14:ligatures w14:val="none"/>
+        </w:rPr>
+      </w:pPr>
+      <w:proofErr w:type="spellStart"/>
+      <w:r>
+        <w:rPr>
+          <w:rFonts w:eastAsia="Times New Roman" w:cs="Times New Roman"/>
+          <w:b/>
+          <w:bCs/>
+          <w:kern w:val="0"/>
+          <w:szCs w:val="24"/>
+          <w:lang w:eastAsia="en-ID"/>
+          <w14:ligatures w14:val="none"/>
+        </w:rPr>
+        <w:t>Praktikum</w:t>
+      </w:r>
+      <w:proofErr w:type="spellEnd"/>
+      <w:r>
+        <w:rPr>
+          <w:rFonts w:eastAsia="Times New Roman" w:cs="Times New Roman"/>
+          <w:b/>
+          <w:bCs/>
+          <w:kern w:val="0"/>
+          <w:szCs w:val="24"/>
+          <w:lang w:eastAsia="en-ID"/>
+          <w14:ligatures w14:val="none"/>
+        </w:rPr>
+        <w:t xml:space="preserve"> Ke-</w:t>
+      </w:r>
+      <w:r>
+        <w:rPr>
+          <w:rFonts w:eastAsia="Times New Roman" w:cs="Times New Roman"/>
+          <w:b/>
+          <w:bCs/>
+          <w:kern w:val="0"/>
+          <w:szCs w:val="24"/>
+          <w:lang w:eastAsia="en-ID"/>
+          <w14:ligatures w14:val="none"/>
+        </w:rPr>
+        <w:t>5</w:t>
+      </w:r>
+    </w:p>
+    <w:tbl>
+      <w:tblPr>
+        <w:tblStyle w:val="TableGrid"/>
+        <w:tblW w:w="5000" w:type="pct"/>
+        <w:tblLayout w:type="fixed"/>
+        <w:tblLook w:val="04A0" w:firstRow="1" w:lastRow="0" w:firstColumn="1" w:lastColumn="0" w:noHBand="0" w:noVBand="1"/>
+      </w:tblPr>
+      <w:tblGrid>
+        <w:gridCol w:w="1129"/>
+        <w:gridCol w:w="8499"/>
+      </w:tblGrid>
+      <w:tr>
+        <w:tc>
+          <w:tcPr>
+            <w:tcW w:w="1129" w:type="dxa"/>
+          </w:tcPr>
+          <w:p>
+            <w:pPr>
+              <w:spacing w:before="60" w:line="360" w:lineRule="auto"/>
+              <w:ind w:firstLine="0"/>
+              <w:jc w:val="left"/>
+              <w:rPr>
+                <w:rFonts w:eastAsia="Times New Roman" w:cs="Times New Roman"/>
+                <w:szCs w:val="24"/>
+                <w:lang w:eastAsia="en-ID"/>
+              </w:rPr>
+            </w:pPr>
+            <w:r>
+              <w:rPr>
+                <w:rFonts w:eastAsia="Times New Roman" w:cs="Times New Roman"/>
+                <w:szCs w:val="24"/>
+                <w:lang w:eastAsia="en-ID"/>
+              </w:rPr>
+              <w:t>Langkah</w:t>
+            </w:r>
+          </w:p>
+        </w:tc>
+        <w:tc>
+          <w:tcPr>
+            <w:tcW w:w="8499" w:type="dxa"/>
+          </w:tcPr>
+          <w:p>
+            <w:pPr>
+              <w:spacing w:before="60" w:line="360" w:lineRule="auto"/>
+              <w:ind w:firstLine="0"/>
+              <w:jc w:val="left"/>
+              <w:rPr>
+                <w:rFonts w:eastAsia="Times New Roman" w:cs="Times New Roman"/>
+                <w:szCs w:val="24"/>
+                <w:lang w:eastAsia="en-ID"/>
+              </w:rPr>
+            </w:pPr>
+            <w:r>
+              <w:rPr>
+                <w:rFonts w:eastAsia="Times New Roman" w:cs="Times New Roman"/>
+                <w:szCs w:val="24"/>
+                <w:lang w:eastAsia="en-ID"/>
+              </w:rPr>
+              <w:t>Jawaban/Deskripsi</w:t>
+            </w:r>
+          </w:p>
+        </w:tc>
+      </w:tr>
+      <w:tr>
+        <w:tc>
+          <w:tcPr>
+            <w:tcW w:w="1129" w:type="dxa"/>
+          </w:tcPr>
+          <w:p>
+            <w:pPr>
+              <w:spacing w:before="60" w:line="360" w:lineRule="auto"/>
+              <w:ind w:firstLine="0"/>
+              <w:jc w:val="left"/>
+              <w:rPr>
+                <w:rFonts w:eastAsia="Times New Roman" w:cs="Times New Roman"/>
+                <w:szCs w:val="24"/>
+                <w:lang w:val="en-US" w:eastAsia="en-ID"/>
+              </w:rPr>
+            </w:pPr>
+            <w:r>
+              <w:rPr>
+                <w:rFonts w:eastAsia="Times New Roman" w:cs="Times New Roman"/>
+                <w:szCs w:val="24"/>
+                <w:lang w:val="en-US" w:eastAsia="en-ID"/>
+              </w:rPr>
+              <w:t>1</w:t>
+            </w:r>
+          </w:p>
+        </w:tc>
+        <w:tc>
+          <w:tcPr>
+            <w:tcW w:w="8499" w:type="dxa"/>
+          </w:tcPr>
+          <w:p>
+            <w:pPr>
+              <w:spacing w:before="60" w:line="360" w:lineRule="auto"/>
+              <w:ind w:firstLine="0"/>
+              <w:jc w:val="left"/>
+              <w:rPr>
+                <w:rFonts w:eastAsia="Times New Roman" w:cs="Times New Roman"/>
+                <w:szCs w:val="24"/>
+                <w:lang w:val="en-US" w:eastAsia="en-ID"/>
+              </w:rPr>
+            </w:pPr>
+          </w:p>
+        </w:tc>
+      </w:tr>
+      <w:tr>
+        <w:tc>
+          <w:tcPr>
+            <w:tcW w:w="1129" w:type="dxa"/>
+          </w:tcPr>
+          <w:p>
+            <w:pPr>
+              <w:spacing w:before="60" w:line="360" w:lineRule="auto"/>
+              <w:ind w:firstLine="0"/>
+              <w:jc w:val="left"/>
+              <w:rPr>
+                <w:rFonts w:eastAsia="Times New Roman" w:cs="Times New Roman"/>
+                <w:szCs w:val="24"/>
+                <w:lang w:val="en-US" w:eastAsia="en-ID"/>
+              </w:rPr>
+            </w:pPr>
+            <w:r>
+              <w:rPr>
+                <w:rFonts w:eastAsia="Times New Roman" w:cs="Times New Roman"/>
+                <w:szCs w:val="24"/>
+                <w:lang w:val="en-US" w:eastAsia="en-ID"/>
+              </w:rPr>
+              <w:t>2</w:t>
+            </w:r>
+          </w:p>
+        </w:tc>
+        <w:tc>
+          <w:tcPr>
+            <w:tcW w:w="8499" w:type="dxa"/>
+          </w:tcPr>
+          <w:p>
+            <w:pPr>
+              <w:spacing w:before="60" w:line="360" w:lineRule="auto"/>
+              <w:ind w:firstLine="0"/>
+              <w:jc w:val="left"/>
+              <w:rPr>
+                <w:rFonts w:eastAsia="Times New Roman" w:cs="Times New Roman"/>
+                <w:szCs w:val="24"/>
+                <w:lang w:eastAsia="en-ID"/>
+              </w:rPr>
+            </w:pPr>
+          </w:p>
+        </w:tc>
+      </w:tr>
+      <w:tr>
+        <w:tc>
+          <w:tcPr>
+            <w:tcW w:w="1129" w:type="dxa"/>
+          </w:tcPr>
+          <w:p>
+            <w:pPr>
+              <w:spacing w:before="60" w:line="360" w:lineRule="auto"/>
+              <w:ind w:firstLine="0"/>
+              <w:jc w:val="left"/>
+              <w:rPr>
+                <w:rFonts w:eastAsia="Times New Roman" w:cs="Times New Roman"/>
+                <w:szCs w:val="24"/>
+                <w:lang w:val="en-US" w:eastAsia="en-ID"/>
+              </w:rPr>
+            </w:pPr>
+            <w:r>
+              <w:rPr>
+                <w:rFonts w:eastAsia="Times New Roman" w:cs="Times New Roman"/>
+                <w:szCs w:val="24"/>
+                <w:lang w:val="en-US" w:eastAsia="en-ID"/>
+              </w:rPr>
+              <w:t>3</w:t>
+            </w:r>
+          </w:p>
+        </w:tc>
+        <w:tc>
+          <w:tcPr>
+            <w:tcW w:w="8499" w:type="dxa"/>
+          </w:tcPr>
+          <w:p>
+            <w:pPr>
+              <w:spacing w:before="60" w:line="360" w:lineRule="auto"/>
+              <w:ind w:firstLine="0"/>
+              <w:jc w:val="left"/>
+              <w:rPr>
+                <w:rFonts w:eastAsia="Times New Roman" w:cs="Times New Roman"/>
+                <w:szCs w:val="24"/>
+                <w:lang w:val="en-US" w:eastAsia="en-ID"/>
+              </w:rPr>
+            </w:pPr>
+          </w:p>
+        </w:tc>
+      </w:tr>
+      <w:tr>
+        <w:tc>
+          <w:tcPr>
+            <w:tcW w:w="1129" w:type="dxa"/>
+          </w:tcPr>
+          <w:p>
+            <w:pPr>
+              <w:spacing w:before="60" w:line="360" w:lineRule="auto"/>
+              <w:ind w:firstLine="0"/>
+              <w:jc w:val="left"/>
+              <w:rPr>
+                <w:rFonts w:eastAsia="Times New Roman" w:cs="Times New Roman"/>
+                <w:szCs w:val="24"/>
+                <w:lang w:val="en-US" w:eastAsia="en-ID"/>
+              </w:rPr>
+            </w:pPr>
+            <w:r>
+              <w:rPr>
+                <w:rFonts w:eastAsia="Times New Roman" w:cs="Times New Roman"/>
+                <w:szCs w:val="24"/>
+                <w:lang w:val="en-US" w:eastAsia="en-ID"/>
+              </w:rPr>
+              <w:lastRenderedPageBreak/>
+              <w:t>4</w:t>
+            </w:r>
+          </w:p>
+        </w:tc>
+        <w:tc>
+          <w:tcPr>
+            <w:tcW w:w="8499" w:type="dxa"/>
+          </w:tcPr>
+          <w:p>
+            <w:pPr>
+              <w:spacing w:before="60" w:line="360" w:lineRule="auto"/>
+              <w:ind w:firstLine="0"/>
+              <w:jc w:val="left"/>
+              <w:rPr>
+                <w:rFonts w:eastAsia="Times New Roman" w:cs="Times New Roman"/>
+                <w:szCs w:val="24"/>
+                <w:lang w:eastAsia="en-ID"/>
+              </w:rPr>
+            </w:pPr>
+          </w:p>
+        </w:tc>
+      </w:tr>
+    </w:tbl>
+    <w:p>
+      <w:pPr>
+        <w:spacing w:before="60" w:line="360" w:lineRule="auto"/>
+        <w:ind w:firstLine="0"/>
+        <w:jc w:val="left"/>
+        <w:rPr>
+          <w:rFonts w:eastAsia="Times New Roman" w:cs="Times New Roman"/>
+          <w:b/>
+          <w:bCs/>
+          <w:kern w:val="0"/>
+          <w:szCs w:val="24"/>
+          <w:lang w:eastAsia="en-ID"/>
+          <w14:ligatures w14:val="none"/>
+        </w:rPr>
+      </w:pPr>
+    </w:p>
+    <w:p>
+      <w:pPr>
+        <w:spacing w:before="60" w:line="360" w:lineRule="auto"/>
+        <w:ind w:firstLine="0"/>
+        <w:jc w:val="left"/>
+        <w:rPr>
+          <w:rFonts w:eastAsia="Times New Roman" w:cs="Times New Roman"/>
+          <w:b/>
+          <w:bCs/>
+          <w:kern w:val="0"/>
+          <w:szCs w:val="24"/>
+          <w:lang w:eastAsia="en-ID"/>
+          <w14:ligatures w14:val="none"/>
+        </w:rPr>
+      </w:pPr>
+      <w:proofErr w:type="spellStart"/>
+      <w:r>
+        <w:rPr>
+          <w:rFonts w:eastAsia="Times New Roman" w:cs="Times New Roman"/>
+          <w:b/>
+          <w:bCs/>
+          <w:kern w:val="0"/>
+          <w:szCs w:val="24"/>
+          <w:lang w:eastAsia="en-ID"/>
+          <w14:ligatures w14:val="none"/>
+        </w:rPr>
+        <w:t>Praktikum</w:t>
+      </w:r>
+      <w:proofErr w:type="spellEnd"/>
+      <w:r>
+        <w:rPr>
+          <w:rFonts w:eastAsia="Times New Roman" w:cs="Times New Roman"/>
+          <w:b/>
+          <w:bCs/>
+          <w:kern w:val="0"/>
+          <w:szCs w:val="24"/>
+          <w:lang w:eastAsia="en-ID"/>
+          <w14:ligatures w14:val="none"/>
+        </w:rPr>
+        <w:t xml:space="preserve"> Ke-</w:t>
+      </w:r>
+      <w:r>
+        <w:rPr>
+          <w:rFonts w:eastAsia="Times New Roman" w:cs="Times New Roman"/>
+          <w:b/>
+          <w:bCs/>
+          <w:kern w:val="0"/>
+          <w:szCs w:val="24"/>
+          <w:lang w:eastAsia="en-ID"/>
+          <w14:ligatures w14:val="none"/>
+        </w:rPr>
+        <w:t>6</w:t>
+      </w:r>
+    </w:p>
+    <w:tbl>
+      <w:tblPr>
+        <w:tblStyle w:val="TableGrid"/>
+        <w:tblW w:w="5000" w:type="pct"/>
+        <w:tblLayout w:type="fixed"/>
+        <w:tblLook w:val="04A0" w:firstRow="1" w:lastRow="0" w:firstColumn="1" w:lastColumn="0" w:noHBand="0" w:noVBand="1"/>
+      </w:tblPr>
+      <w:tblGrid>
+        <w:gridCol w:w="1129"/>
+        <w:gridCol w:w="8499"/>
+      </w:tblGrid>
+      <w:tr>
+        <w:tc>
+          <w:tcPr>
+            <w:tcW w:w="1129" w:type="dxa"/>
+          </w:tcPr>
+          <w:p>
+            <w:pPr>
+              <w:spacing w:before="60" w:line="360" w:lineRule="auto"/>
+              <w:ind w:firstLine="0"/>
+              <w:jc w:val="left"/>
+              <w:rPr>
+                <w:rFonts w:eastAsia="Times New Roman" w:cs="Times New Roman"/>
+                <w:szCs w:val="24"/>
+                <w:lang w:eastAsia="en-ID"/>
+              </w:rPr>
+            </w:pPr>
+            <w:r>
+              <w:rPr>
+                <w:rFonts w:eastAsia="Times New Roman" w:cs="Times New Roman"/>
+                <w:szCs w:val="24"/>
+                <w:lang w:eastAsia="en-ID"/>
+              </w:rPr>
+              <w:t>Langkah</w:t>
+            </w:r>
+          </w:p>
+        </w:tc>
+        <w:tc>
+          <w:tcPr>
+            <w:tcW w:w="8499" w:type="dxa"/>
+          </w:tcPr>
+          <w:p>
+            <w:pPr>
+              <w:spacing w:before="60" w:line="360" w:lineRule="auto"/>
+              <w:ind w:firstLine="0"/>
+              <w:jc w:val="left"/>
+              <w:rPr>
+                <w:rFonts w:eastAsia="Times New Roman" w:cs="Times New Roman"/>
+                <w:szCs w:val="24"/>
+                <w:lang w:eastAsia="en-ID"/>
+              </w:rPr>
+            </w:pPr>
+            <w:r>
+              <w:rPr>
+                <w:rFonts w:eastAsia="Times New Roman" w:cs="Times New Roman"/>
+                <w:szCs w:val="24"/>
+                <w:lang w:eastAsia="en-ID"/>
+              </w:rPr>
+              <w:t>Jawaban/Deskripsi</w:t>
+            </w:r>
+          </w:p>
+        </w:tc>
+      </w:tr>
+      <w:tr>
+        <w:tc>
+          <w:tcPr>
+            <w:tcW w:w="1129" w:type="dxa"/>
+          </w:tcPr>
+          <w:p>
+            <w:pPr>
+              <w:spacing w:before="60" w:line="360" w:lineRule="auto"/>
+              <w:ind w:firstLine="0"/>
+              <w:jc w:val="left"/>
+              <w:rPr>
+                <w:rFonts w:eastAsia="Times New Roman" w:cs="Times New Roman"/>
+                <w:szCs w:val="24"/>
+                <w:lang w:val="en-US" w:eastAsia="en-ID"/>
+              </w:rPr>
+            </w:pPr>
+            <w:r>
+              <w:rPr>
+                <w:rFonts w:eastAsia="Times New Roman" w:cs="Times New Roman"/>
+                <w:szCs w:val="24"/>
+                <w:lang w:val="en-US" w:eastAsia="en-ID"/>
+              </w:rPr>
+              <w:t>1</w:t>
+            </w:r>
+          </w:p>
+        </w:tc>
+        <w:tc>
+          <w:tcPr>
+            <w:tcW w:w="8499" w:type="dxa"/>
+          </w:tcPr>
+          <w:p>
+            <w:pPr>
+              <w:spacing w:before="60" w:line="360" w:lineRule="auto"/>
+              <w:ind w:firstLine="0"/>
+              <w:jc w:val="left"/>
+              <w:rPr>
+                <w:rFonts w:eastAsia="Times New Roman" w:cs="Times New Roman"/>
+                <w:szCs w:val="24"/>
+                <w:lang w:val="en-US" w:eastAsia="en-ID"/>
+              </w:rPr>
+            </w:pPr>
+          </w:p>
+        </w:tc>
+      </w:tr>
+      <w:tr>
+        <w:tc>
+          <w:tcPr>
+            <w:tcW w:w="1129" w:type="dxa"/>
+          </w:tcPr>
+          <w:p>
+            <w:pPr>
+              <w:spacing w:before="60" w:line="360" w:lineRule="auto"/>
+              <w:ind w:firstLine="0"/>
+              <w:jc w:val="left"/>
+              <w:rPr>
+                <w:rFonts w:eastAsia="Times New Roman" w:cs="Times New Roman"/>
+                <w:szCs w:val="24"/>
+                <w:lang w:val="en-US" w:eastAsia="en-ID"/>
+              </w:rPr>
+            </w:pPr>
+            <w:r>
+              <w:rPr>
+                <w:rFonts w:eastAsia="Times New Roman" w:cs="Times New Roman"/>
+                <w:szCs w:val="24"/>
+                <w:lang w:val="en-US" w:eastAsia="en-ID"/>
+              </w:rPr>
+              <w:t>2</w:t>
+            </w:r>
+          </w:p>
+        </w:tc>
+        <w:tc>
+          <w:tcPr>
+            <w:tcW w:w="8499" w:type="dxa"/>
+          </w:tcPr>
+          <w:p>
+            <w:pPr>
+              <w:spacing w:before="60" w:line="360" w:lineRule="auto"/>
+              <w:ind w:firstLine="0"/>
+              <w:jc w:val="left"/>
+              <w:rPr>
+                <w:rFonts w:eastAsia="Times New Roman" w:cs="Times New Roman"/>
+                <w:szCs w:val="24"/>
+                <w:lang w:eastAsia="en-ID"/>
+              </w:rPr>
+            </w:pPr>
+          </w:p>
+        </w:tc>
+      </w:tr>
+      <w:tr>
+        <w:tc>
+          <w:tcPr>
+            <w:tcW w:w="1129" w:type="dxa"/>
+          </w:tcPr>
+          <w:p>
+            <w:pPr>
+              <w:spacing w:before="60" w:line="360" w:lineRule="auto"/>
+              <w:ind w:firstLine="0"/>
+              <w:jc w:val="left"/>
+              <w:rPr>
+                <w:rFonts w:eastAsia="Times New Roman" w:cs="Times New Roman"/>
+                <w:szCs w:val="24"/>
+                <w:lang w:val="en-US" w:eastAsia="en-ID"/>
+              </w:rPr>
+            </w:pPr>
+            <w:r>
+              <w:rPr>
+                <w:rFonts w:eastAsia="Times New Roman" w:cs="Times New Roman"/>
+                <w:szCs w:val="24"/>
+                <w:lang w:val="en-US" w:eastAsia="en-ID"/>
+              </w:rPr>
+              <w:t>3</w:t>
+            </w:r>
+          </w:p>
+        </w:tc>
+        <w:tc>
+          <w:tcPr>
+            <w:tcW w:w="8499" w:type="dxa"/>
+          </w:tcPr>
+          <w:p>
+            <w:pPr>
+              <w:spacing w:before="60" w:line="360" w:lineRule="auto"/>
+              <w:ind w:firstLine="0"/>
+              <w:jc w:val="left"/>
+              <w:rPr>
+                <w:rFonts w:eastAsia="Times New Roman" w:cs="Times New Roman"/>
+                <w:szCs w:val="24"/>
+                <w:lang w:val="en-US" w:eastAsia="en-ID"/>
+              </w:rPr>
+            </w:pPr>
+          </w:p>
+        </w:tc>
+      </w:tr>
+      <w:tr>
+        <w:tc>
+          <w:tcPr>
+            <w:tcW w:w="1129" w:type="dxa"/>
+          </w:tcPr>
+          <w:p>
+            <w:pPr>
+              <w:spacing w:before="60" w:line="360" w:lineRule="auto"/>
+              <w:ind w:firstLine="0"/>
+              <w:jc w:val="left"/>
+              <w:rPr>
+                <w:rFonts w:eastAsia="Times New Roman" w:cs="Times New Roman"/>
+                <w:szCs w:val="24"/>
+                <w:lang w:val="en-US" w:eastAsia="en-ID"/>
+              </w:rPr>
+            </w:pPr>
+            <w:r>
+              <w:rPr>
+                <w:rFonts w:eastAsia="Times New Roman" w:cs="Times New Roman"/>
+                <w:szCs w:val="24"/>
+                <w:lang w:val="en-US" w:eastAsia="en-ID"/>
+              </w:rPr>
+              <w:t>4</w:t>
+            </w:r>
+          </w:p>
+        </w:tc>
+        <w:tc>
+          <w:tcPr>
+            <w:tcW w:w="8499" w:type="dxa"/>
+          </w:tcPr>
+          <w:p>
+            <w:pPr>
+              <w:spacing w:before="60" w:line="360" w:lineRule="auto"/>
+              <w:ind w:firstLine="0"/>
+              <w:jc w:val="left"/>
+              <w:rPr>
+                <w:rFonts w:eastAsia="Times New Roman" w:cs="Times New Roman"/>
+                <w:szCs w:val="24"/>
+                <w:lang w:eastAsia="en-ID"/>
+              </w:rPr>
+            </w:pPr>
+          </w:p>
+        </w:tc>
+      </w:tr>
+    </w:tbl>
+    <w:p>
+      <w:pPr>
+        <w:spacing w:after="160" w:line="259" w:lineRule="auto"/>
+        <w:ind w:firstLine="0"/>
+        <w:jc w:val="left"/>
+        <w:rPr>
+          <w:rFonts w:eastAsia="Times New Roman" w:cs="Times New Roman"/>
+          <w:b/>
+          <w:bCs/>
+          <w:kern w:val="0"/>
+          <w:szCs w:val="24"/>
+          <w:lang w:eastAsia="en-ID"/>
+          <w14:ligatures w14:val="none"/>
+        </w:rPr>
+      </w:pPr>
+    </w:p>
+    <w:p>
+      <w:pPr>
+        <w:spacing w:before="60" w:line="360" w:lineRule="auto"/>
+        <w:ind w:firstLine="0"/>
+        <w:jc w:val="left"/>
+        <w:rPr>
+          <w:rFonts w:eastAsia="Times New Roman" w:cs="Times New Roman"/>
+          <w:b/>
+          <w:bCs/>
+          <w:kern w:val="0"/>
+          <w:szCs w:val="24"/>
+          <w:lang w:eastAsia="en-ID"/>
+          <w14:ligatures w14:val="none"/>
+        </w:rPr>
+      </w:pPr>
+      <w:proofErr w:type="spellStart"/>
+      <w:r>
+        <w:rPr>
+          <w:rFonts w:eastAsia="Times New Roman" w:cs="Times New Roman"/>
+          <w:b/>
+          <w:bCs/>
+          <w:kern w:val="0"/>
+          <w:szCs w:val="24"/>
+          <w:lang w:eastAsia="en-ID"/>
+          <w14:ligatures w14:val="none"/>
+        </w:rPr>
+        <w:t>Praktikum</w:t>
+      </w:r>
+      <w:proofErr w:type="spellEnd"/>
+      <w:r>
+        <w:rPr>
+          <w:rFonts w:eastAsia="Times New Roman" w:cs="Times New Roman"/>
+          <w:b/>
+          <w:bCs/>
+          <w:kern w:val="0"/>
+          <w:szCs w:val="24"/>
+          <w:lang w:eastAsia="en-ID"/>
+          <w14:ligatures w14:val="none"/>
+        </w:rPr>
+        <w:t xml:space="preserve"> Ke-</w:t>
+      </w:r>
+      <w:r>
+        <w:rPr>
+          <w:rFonts w:eastAsia="Times New Roman" w:cs="Times New Roman"/>
+          <w:b/>
+          <w:bCs/>
+          <w:kern w:val="0"/>
+          <w:szCs w:val="24"/>
+          <w:lang w:eastAsia="en-ID"/>
+          <w14:ligatures w14:val="none"/>
+        </w:rPr>
+        <w:t>7</w:t>
+      </w:r>
+    </w:p>
+    <w:tbl>
+      <w:tblPr>
+        <w:tblStyle w:val="TableGrid"/>
+        <w:tblW w:w="5000" w:type="pct"/>
+        <w:tblLayout w:type="fixed"/>
+        <w:tblLook w:val="04A0" w:firstRow="1" w:lastRow="0" w:firstColumn="1" w:lastColumn="0" w:noHBand="0" w:noVBand="1"/>
+      </w:tblPr>
+      <w:tblGrid>
+        <w:gridCol w:w="1129"/>
+        <w:gridCol w:w="8499"/>
+      </w:tblGrid>
+      <w:tr>
+        <w:tc>
+          <w:tcPr>
+            <w:tcW w:w="1129" w:type="dxa"/>
+          </w:tcPr>
+          <w:p>
+            <w:pPr>
+              <w:spacing w:before="60" w:line="360" w:lineRule="auto"/>
+              <w:ind w:firstLine="0"/>
+              <w:jc w:val="left"/>
+              <w:rPr>
+                <w:rFonts w:eastAsia="Times New Roman" w:cs="Times New Roman"/>
+                <w:szCs w:val="24"/>
+                <w:lang w:eastAsia="en-ID"/>
+              </w:rPr>
+            </w:pPr>
+            <w:r>
+              <w:rPr>
+                <w:rFonts w:eastAsia="Times New Roman" w:cs="Times New Roman"/>
+                <w:szCs w:val="24"/>
+                <w:lang w:eastAsia="en-ID"/>
+              </w:rPr>
+              <w:t>Langkah</w:t>
+            </w:r>
+          </w:p>
+        </w:tc>
+        <w:tc>
+          <w:tcPr>
+            <w:tcW w:w="8499" w:type="dxa"/>
+          </w:tcPr>
+          <w:p>
+            <w:pPr>
+              <w:spacing w:before="60" w:line="360" w:lineRule="auto"/>
+              <w:ind w:firstLine="0"/>
+              <w:jc w:val="left"/>
+              <w:rPr>
+                <w:rFonts w:eastAsia="Times New Roman" w:cs="Times New Roman"/>
+                <w:szCs w:val="24"/>
+                <w:lang w:eastAsia="en-ID"/>
+              </w:rPr>
+            </w:pPr>
+            <w:r>
+              <w:rPr>
+                <w:rFonts w:eastAsia="Times New Roman" w:cs="Times New Roman"/>
+                <w:szCs w:val="24"/>
+                <w:lang w:eastAsia="en-ID"/>
+              </w:rPr>
+              <w:t>Jawaban/Deskripsi</w:t>
+            </w:r>
+          </w:p>
+        </w:tc>
+      </w:tr>
+      <w:tr>
+        <w:tc>
+          <w:tcPr>
+            <w:tcW w:w="1129" w:type="dxa"/>
+          </w:tcPr>
+          <w:p>
+            <w:pPr>
+              <w:spacing w:before="60" w:line="360" w:lineRule="auto"/>
+              <w:ind w:firstLine="0"/>
+              <w:jc w:val="left"/>
+              <w:rPr>
+                <w:rFonts w:eastAsia="Times New Roman" w:cs="Times New Roman"/>
+                <w:szCs w:val="24"/>
+                <w:lang w:val="en-US" w:eastAsia="en-ID"/>
+              </w:rPr>
+            </w:pPr>
+            <w:r>
+              <w:rPr>
+                <w:rFonts w:eastAsia="Times New Roman" w:cs="Times New Roman"/>
+                <w:szCs w:val="24"/>
+                <w:lang w:val="en-US" w:eastAsia="en-ID"/>
+              </w:rPr>
+              <w:t>1</w:t>
+            </w:r>
+          </w:p>
+        </w:tc>
+        <w:tc>
+          <w:tcPr>
+            <w:tcW w:w="8499" w:type="dxa"/>
+          </w:tcPr>
+          <w:p>
+            <w:pPr>
+              <w:spacing w:before="60" w:line="360" w:lineRule="auto"/>
+              <w:ind w:firstLine="0"/>
+              <w:jc w:val="left"/>
+              <w:rPr>
+                <w:rFonts w:eastAsia="Times New Roman" w:cs="Times New Roman"/>
+                <w:szCs w:val="24"/>
+                <w:lang w:val="en-US" w:eastAsia="en-ID"/>
+              </w:rPr>
+            </w:pPr>
+          </w:p>
+        </w:tc>
+      </w:tr>
+      <w:tr>
+        <w:tc>
+          <w:tcPr>
+            <w:tcW w:w="1129" w:type="dxa"/>
+          </w:tcPr>
+          <w:p>
+            <w:pPr>
+              <w:spacing w:before="60" w:line="360" w:lineRule="auto"/>
+              <w:ind w:firstLine="0"/>
+              <w:jc w:val="left"/>
+              <w:rPr>
+                <w:rFonts w:eastAsia="Times New Roman" w:cs="Times New Roman"/>
+                <w:szCs w:val="24"/>
+                <w:lang w:val="en-US" w:eastAsia="en-ID"/>
+              </w:rPr>
+            </w:pPr>
+            <w:r>
+              <w:rPr>
+                <w:rFonts w:eastAsia="Times New Roman" w:cs="Times New Roman"/>
+                <w:szCs w:val="24"/>
+                <w:lang w:val="en-US" w:eastAsia="en-ID"/>
+              </w:rPr>
+              <w:t>2</w:t>
+            </w:r>
+          </w:p>
+        </w:tc>
+        <w:tc>
+          <w:tcPr>
+            <w:tcW w:w="8499" w:type="dxa"/>
+          </w:tcPr>
+          <w:p>
+            <w:pPr>
+              <w:spacing w:before="60" w:line="360" w:lineRule="auto"/>
+              <w:ind w:firstLine="0"/>
+              <w:jc w:val="left"/>
+              <w:rPr>
+                <w:rFonts w:eastAsia="Times New Roman" w:cs="Times New Roman"/>
+                <w:szCs w:val="24"/>
+                <w:lang w:eastAsia="en-ID"/>
+              </w:rPr>
+            </w:pPr>
+          </w:p>
+        </w:tc>
+      </w:tr>
+      <w:tr>
+        <w:tc>
+          <w:tcPr>
+            <w:tcW w:w="1129" w:type="dxa"/>
+          </w:tcPr>
+          <w:p>
+            <w:pPr>
+              <w:spacing w:before="60" w:line="360" w:lineRule="auto"/>
+              <w:ind w:firstLine="0"/>
+              <w:jc w:val="left"/>
+              <w:rPr>
+                <w:rFonts w:eastAsia="Times New Roman" w:cs="Times New Roman"/>
+                <w:szCs w:val="24"/>
+                <w:lang w:val="en-US" w:eastAsia="en-ID"/>
+              </w:rPr>
+            </w:pPr>
+            <w:r>
+              <w:rPr>
+                <w:rFonts w:eastAsia="Times New Roman" w:cs="Times New Roman"/>
+                <w:szCs w:val="24"/>
+                <w:lang w:val="en-US" w:eastAsia="en-ID"/>
+              </w:rPr>
+              <w:t>3</w:t>
+            </w:r>
+          </w:p>
+        </w:tc>
+        <w:tc>
+          <w:tcPr>
+            <w:tcW w:w="8499" w:type="dxa"/>
+          </w:tcPr>
+          <w:p>
+            <w:pPr>
+              <w:spacing w:before="60" w:line="360" w:lineRule="auto"/>
+              <w:ind w:firstLine="0"/>
+              <w:jc w:val="left"/>
+              <w:rPr>
+                <w:rFonts w:eastAsia="Times New Roman" w:cs="Times New Roman"/>
+                <w:szCs w:val="24"/>
+                <w:lang w:val="en-US" w:eastAsia="en-ID"/>
+              </w:rPr>
+            </w:pPr>
+          </w:p>
+        </w:tc>
+      </w:tr>
+      <w:tr>
+        <w:tc>
+          <w:tcPr>
+            <w:tcW w:w="1129" w:type="dxa"/>
+          </w:tcPr>
+          <w:p>
+            <w:pPr>
+              <w:spacing w:before="60" w:line="360" w:lineRule="auto"/>
+              <w:ind w:firstLine="0"/>
+              <w:jc w:val="left"/>
+              <w:rPr>
+                <w:rFonts w:eastAsia="Times New Roman" w:cs="Times New Roman"/>
+                <w:szCs w:val="24"/>
+                <w:lang w:val="en-US" w:eastAsia="en-ID"/>
+              </w:rPr>
+            </w:pPr>
+            <w:r>
+              <w:rPr>
+                <w:rFonts w:eastAsia="Times New Roman" w:cs="Times New Roman"/>
+                <w:szCs w:val="24"/>
+                <w:lang w:val="en-US" w:eastAsia="en-ID"/>
+              </w:rPr>
+              <w:t>4</w:t>
+            </w:r>
+          </w:p>
+        </w:tc>
+        <w:tc>
+          <w:tcPr>
+            <w:tcW w:w="8499" w:type="dxa"/>
+          </w:tcPr>
+          <w:p>
+            <w:pPr>
+              <w:spacing w:before="60" w:line="360" w:lineRule="auto"/>
+              <w:ind w:firstLine="0"/>
+              <w:jc w:val="left"/>
+              <w:rPr>
+                <w:rFonts w:eastAsia="Times New Roman" w:cs="Times New Roman"/>
+                <w:szCs w:val="24"/>
+                <w:lang w:eastAsia="en-ID"/>
+              </w:rPr>
+            </w:pPr>
+          </w:p>
+        </w:tc>
+      </w:tr>
+    </w:tbl>
+    <w:p>
+      <w:pPr>
+        <w:spacing w:before="60" w:line="360" w:lineRule="auto"/>
+        <w:ind w:firstLine="0"/>
+        <w:jc w:val="left"/>
+        <w:rPr>
+          <w:rFonts w:eastAsia="Times New Roman" w:cs="Times New Roman"/>
+          <w:b/>
+          <w:bCs/>
+          <w:kern w:val="0"/>
+          <w:szCs w:val="24"/>
+          <w:lang w:eastAsia="en-ID"/>
+          <w14:ligatures w14:val="none"/>
+        </w:rPr>
+      </w:pPr>
+    </w:p>
+    <w:p>
+      <w:pPr>
+        <w:spacing w:before="60" w:line="360" w:lineRule="auto"/>
+        <w:ind w:firstLine="0"/>
+        <w:jc w:val="left"/>
+        <w:rPr>
+          <w:rFonts w:eastAsia="Times New Roman" w:cs="Times New Roman"/>
+          <w:b/>
+          <w:bCs/>
+          <w:kern w:val="0"/>
+          <w:szCs w:val="24"/>
+          <w:lang w:eastAsia="en-ID"/>
+          <w14:ligatures w14:val="none"/>
+        </w:rPr>
+      </w:pPr>
+      <w:proofErr w:type="spellStart"/>
+      <w:r>
+        <w:rPr>
+          <w:rFonts w:eastAsia="Times New Roman" w:cs="Times New Roman"/>
+          <w:b/>
+          <w:bCs/>
+          <w:kern w:val="0"/>
+          <w:szCs w:val="24"/>
+          <w:lang w:eastAsia="en-ID"/>
+          <w14:ligatures w14:val="none"/>
+        </w:rPr>
+        <w:t>Tugas</w:t>
+      </w:r>
+      <w:proofErr w:type="spellEnd"/>
+      <w:r>
+        <w:rPr>
+          <w:rFonts w:eastAsia="Times New Roman" w:cs="Times New Roman"/>
+          <w:b/>
+          <w:bCs/>
+          <w:kern w:val="0"/>
+          <w:szCs w:val="24"/>
+          <w:lang w:eastAsia="en-ID"/>
+          <w14:ligatures w14:val="none"/>
+        </w:rPr>
+        <w:t xml:space="preserve"> 1</w:t>
+      </w:r>
+    </w:p>
+    <w:tbl>
+      <w:tblPr>
+        <w:tblStyle w:val="TableGrid"/>
+        <w:tblW w:w="5000" w:type="pct"/>
+        <w:tblLayout w:type="fixed"/>
+        <w:tblLook w:val="04A0" w:firstRow="1" w:lastRow="0" w:firstColumn="1" w:lastColumn="0" w:noHBand="0" w:noVBand="1"/>
+      </w:tblPr>
+      <w:tblGrid>
+        <w:gridCol w:w="1129"/>
+        <w:gridCol w:w="8499"/>
+      </w:tblGrid>
+      <w:tr>
+        <w:tc>
+          <w:tcPr>
+            <w:tcW w:w="1129" w:type="dxa"/>
+          </w:tcPr>
+          <w:p>
+            <w:pPr>
+              <w:spacing w:before="60" w:line="360" w:lineRule="auto"/>
+              <w:ind w:firstLine="0"/>
+              <w:jc w:val="left"/>
+              <w:rPr>
+                <w:rFonts w:eastAsia="Times New Roman" w:cs="Times New Roman"/>
+                <w:szCs w:val="24"/>
+                <w:lang w:eastAsia="en-ID"/>
+              </w:rPr>
+            </w:pPr>
+            <w:r>
+              <w:rPr>
+                <w:rFonts w:eastAsia="Times New Roman" w:cs="Times New Roman"/>
+                <w:szCs w:val="24"/>
+                <w:lang w:eastAsia="en-ID"/>
+              </w:rPr>
+              <w:t>Langkah</w:t>
+            </w:r>
+          </w:p>
+        </w:tc>
+        <w:tc>
+          <w:tcPr>
+            <w:tcW w:w="8499" w:type="dxa"/>
+          </w:tcPr>
+          <w:p>
+            <w:pPr>
+              <w:spacing w:before="60" w:line="360" w:lineRule="auto"/>
+              <w:ind w:firstLine="0"/>
+              <w:jc w:val="left"/>
+              <w:rPr>
+                <w:rFonts w:eastAsia="Times New Roman" w:cs="Times New Roman"/>
+                <w:szCs w:val="24"/>
+                <w:lang w:eastAsia="en-ID"/>
+              </w:rPr>
+            </w:pPr>
+            <w:r>
+              <w:rPr>
+                <w:rFonts w:eastAsia="Times New Roman" w:cs="Times New Roman"/>
+                <w:szCs w:val="24"/>
+                <w:lang w:eastAsia="en-ID"/>
+              </w:rPr>
+              <w:t>Jawaban/Deskripsi</w:t>
+            </w:r>
+          </w:p>
+        </w:tc>
+      </w:tr>
+      <w:tr>
+        <w:tc>
+          <w:tcPr>
+            <w:tcW w:w="1129" w:type="dxa"/>
+          </w:tcPr>
+          <w:p>
+            <w:pPr>
+              <w:spacing w:before="60" w:line="360" w:lineRule="auto"/>
+              <w:ind w:firstLine="0"/>
+              <w:jc w:val="left"/>
+              <w:rPr>
+                <w:rFonts w:eastAsia="Times New Roman" w:cs="Times New Roman"/>
+                <w:szCs w:val="24"/>
+                <w:lang w:val="en-US" w:eastAsia="en-ID"/>
+              </w:rPr>
+            </w:pPr>
+            <w:r>
+              <w:rPr>
+                <w:rFonts w:eastAsia="Times New Roman" w:cs="Times New Roman"/>
+                <w:szCs w:val="24"/>
+                <w:lang w:val="en-US" w:eastAsia="en-ID"/>
+              </w:rPr>
+              <w:t>1</w:t>
+            </w:r>
+          </w:p>
+        </w:tc>
+        <w:tc>
+          <w:tcPr>
+            <w:tcW w:w="8499" w:type="dxa"/>
+          </w:tcPr>
+          <w:p>
+            <w:pPr>
+              <w:spacing w:before="60" w:line="360" w:lineRule="auto"/>
+              <w:ind w:firstLine="0"/>
+              <w:jc w:val="left"/>
+              <w:rPr>
+                <w:rFonts w:eastAsia="Times New Roman" w:cs="Times New Roman"/>
+                <w:szCs w:val="24"/>
+                <w:lang w:val="en-US" w:eastAsia="en-ID"/>
+              </w:rPr>
+            </w:pPr>
+          </w:p>
+        </w:tc>
+      </w:tr>
+      <w:tr>
+        <w:tc>
+          <w:tcPr>
+            <w:tcW w:w="1129" w:type="dxa"/>
+          </w:tcPr>
+          <w:p>
+            <w:pPr>
+              <w:spacing w:before="60" w:line="360" w:lineRule="auto"/>
+              <w:ind w:firstLine="0"/>
+              <w:jc w:val="left"/>
+              <w:rPr>
+                <w:rFonts w:eastAsia="Times New Roman" w:cs="Times New Roman"/>
+                <w:szCs w:val="24"/>
+                <w:lang w:val="en-US" w:eastAsia="en-ID"/>
+              </w:rPr>
+            </w:pPr>
+            <w:r>
+              <w:rPr>
+                <w:rFonts w:eastAsia="Times New Roman" w:cs="Times New Roman"/>
+                <w:szCs w:val="24"/>
+                <w:lang w:val="en-US" w:eastAsia="en-ID"/>
+              </w:rPr>
+              <w:t>2</w:t>
+            </w:r>
+          </w:p>
+        </w:tc>
+        <w:tc>
+          <w:tcPr>
+            <w:tcW w:w="8499" w:type="dxa"/>
+          </w:tcPr>
+          <w:p>
+            <w:pPr>
+              <w:spacing w:before="60" w:line="360" w:lineRule="auto"/>
+              <w:ind w:firstLine="0"/>
+              <w:jc w:val="left"/>
+              <w:rPr>
+                <w:rFonts w:eastAsia="Times New Roman" w:cs="Times New Roman"/>
+                <w:szCs w:val="24"/>
+                <w:lang w:eastAsia="en-ID"/>
+              </w:rPr>
+            </w:pPr>
+          </w:p>
+        </w:tc>
+      </w:tr>
+      <w:tr>
+        <w:tc>
+          <w:tcPr>
+            <w:tcW w:w="1129" w:type="dxa"/>
+          </w:tcPr>
+          <w:p>
+            <w:pPr>
+              <w:spacing w:before="60" w:line="360" w:lineRule="auto"/>
+              <w:ind w:firstLine="0"/>
+              <w:jc w:val="left"/>
+              <w:rPr>
+                <w:rFonts w:eastAsia="Times New Roman" w:cs="Times New Roman"/>
+                <w:szCs w:val="24"/>
+                <w:lang w:val="en-US" w:eastAsia="en-ID"/>
+              </w:rPr>
+            </w:pPr>
+            <w:r>
+              <w:rPr>
+                <w:rFonts w:eastAsia="Times New Roman" w:cs="Times New Roman"/>
+                <w:szCs w:val="24"/>
+                <w:lang w:val="en-US" w:eastAsia="en-ID"/>
+              </w:rPr>
+              <w:t>3</w:t>
+            </w:r>
+          </w:p>
+        </w:tc>
+        <w:tc>
+          <w:tcPr>
+            <w:tcW w:w="8499" w:type="dxa"/>
+          </w:tcPr>
+          <w:p>
+            <w:pPr>
+              <w:spacing w:before="60" w:line="360" w:lineRule="auto"/>
+              <w:ind w:firstLine="0"/>
+              <w:jc w:val="left"/>
+              <w:rPr>
+                <w:rFonts w:eastAsia="Times New Roman" w:cs="Times New Roman"/>
+                <w:szCs w:val="24"/>
+                <w:lang w:val="en-US" w:eastAsia="en-ID"/>
+              </w:rPr>
+            </w:pPr>
+          </w:p>
+        </w:tc>
+      </w:tr>
+      <w:tr>
+        <w:tc>
+          <w:tcPr>
+            <w:tcW w:w="1129" w:type="dxa"/>
+          </w:tcPr>
+          <w:p>
+            <w:pPr>
+              <w:spacing w:before="60" w:line="360" w:lineRule="auto"/>
+              <w:ind w:firstLine="0"/>
+              <w:jc w:val="left"/>
+              <w:rPr>
+                <w:rFonts w:eastAsia="Times New Roman" w:cs="Times New Roman"/>
+                <w:szCs w:val="24"/>
+                <w:lang w:val="en-US" w:eastAsia="en-ID"/>
+              </w:rPr>
+            </w:pPr>
+            <w:r>
+              <w:rPr>
+                <w:rFonts w:eastAsia="Times New Roman" w:cs="Times New Roman"/>
+                <w:szCs w:val="24"/>
+                <w:lang w:val="en-US" w:eastAsia="en-ID"/>
+              </w:rPr>
+              <w:t>4</w:t>
+            </w:r>
+          </w:p>
+        </w:tc>
+        <w:tc>
+          <w:tcPr>
+            <w:tcW w:w="8499" w:type="dxa"/>
+          </w:tcPr>
+          <w:p>
+            <w:pPr>
+              <w:spacing w:before="60" w:line="360" w:lineRule="auto"/>
+              <w:ind w:firstLine="0"/>
+              <w:jc w:val="left"/>
+              <w:rPr>
+                <w:rFonts w:eastAsia="Times New Roman" w:cs="Times New Roman"/>
+                <w:szCs w:val="24"/>
+                <w:lang w:eastAsia="en-ID"/>
+              </w:rPr>
+            </w:pPr>
+          </w:p>
+        </w:tc>
+      </w:tr>
+    </w:tbl>
+    <w:p>
+      <w:pPr>
+        <w:spacing w:before="60" w:line="360" w:lineRule="auto"/>
+        <w:ind w:firstLine="0"/>
+        <w:jc w:val="left"/>
+        <w:rPr>
+          <w:rFonts w:eastAsia="Times New Roman" w:cs="Times New Roman"/>
+          <w:b/>
+          <w:bCs/>
+          <w:kern w:val="0"/>
+          <w:szCs w:val="24"/>
+          <w:lang w:eastAsia="en-ID"/>
+          <w14:ligatures w14:val="none"/>
+        </w:rPr>
+      </w:pPr>
+    </w:p>
+    <w:p>
+      <w:pPr>
+        <w:spacing w:before="60" w:line="360" w:lineRule="auto"/>
+        <w:ind w:firstLine="0"/>
+        <w:jc w:val="left"/>
+        <w:rPr>
+          <w:rFonts w:eastAsia="Times New Roman" w:cs="Times New Roman"/>
+          <w:b/>
+          <w:bCs/>
+          <w:kern w:val="0"/>
+          <w:szCs w:val="24"/>
+          <w:lang w:eastAsia="en-ID"/>
+          <w14:ligatures w14:val="none"/>
+        </w:rPr>
+      </w:pPr>
+      <w:proofErr w:type="spellStart"/>
+      <w:r>
+        <w:rPr>
+          <w:rFonts w:eastAsia="Times New Roman" w:cs="Times New Roman"/>
+          <w:b/>
+          <w:bCs/>
+          <w:kern w:val="0"/>
+          <w:szCs w:val="24"/>
+          <w:lang w:eastAsia="en-ID"/>
+          <w14:ligatures w14:val="none"/>
+        </w:rPr>
+        <w:t>Tugas</w:t>
+      </w:r>
+      <w:proofErr w:type="spellEnd"/>
+      <w:r>
+        <w:rPr>
+          <w:rFonts w:eastAsia="Times New Roman" w:cs="Times New Roman"/>
+          <w:b/>
+          <w:bCs/>
+          <w:kern w:val="0"/>
+          <w:szCs w:val="24"/>
+          <w:lang w:eastAsia="en-ID"/>
+          <w14:ligatures w14:val="none"/>
+        </w:rPr>
+        <w:t xml:space="preserve"> </w:t>
+      </w:r>
+      <w:r>
+        <w:rPr>
+          <w:rFonts w:eastAsia="Times New Roman" w:cs="Times New Roman"/>
+          <w:b/>
+          <w:bCs/>
+          <w:kern w:val="0"/>
+          <w:szCs w:val="24"/>
+          <w:lang w:eastAsia="en-ID"/>
+          <w14:ligatures w14:val="none"/>
+        </w:rPr>
+        <w:t>2</w:t>
+      </w:r>
+    </w:p>
+    <w:tbl>
+      <w:tblPr>
+        <w:tblStyle w:val="TableGrid"/>
+        <w:tblW w:w="5000" w:type="pct"/>
+        <w:tblLayout w:type="fixed"/>
+        <w:tblLook w:val="04A0" w:firstRow="1" w:lastRow="0" w:firstColumn="1" w:lastColumn="0" w:noHBand="0" w:noVBand="1"/>
+      </w:tblPr>
+      <w:tblGrid>
+        <w:gridCol w:w="1129"/>
+        <w:gridCol w:w="8499"/>
+      </w:tblGrid>
+      <w:tr>
+        <w:tc>
+          <w:tcPr>
+            <w:tcW w:w="1129" w:type="dxa"/>
+          </w:tcPr>
+          <w:p>
+            <w:pPr>
+              <w:spacing w:before="60" w:line="360" w:lineRule="auto"/>
+              <w:ind w:firstLine="0"/>
+              <w:jc w:val="left"/>
+              <w:rPr>
+                <w:rFonts w:eastAsia="Times New Roman" w:cs="Times New Roman"/>
+                <w:szCs w:val="24"/>
+                <w:lang w:eastAsia="en-ID"/>
+              </w:rPr>
+            </w:pPr>
+            <w:r>
+              <w:rPr>
+                <w:rFonts w:eastAsia="Times New Roman" w:cs="Times New Roman"/>
+                <w:szCs w:val="24"/>
+                <w:lang w:eastAsia="en-ID"/>
+              </w:rPr>
+              <w:t>Langkah</w:t>
+            </w:r>
+          </w:p>
+        </w:tc>
+        <w:tc>
+          <w:tcPr>
+            <w:tcW w:w="8499" w:type="dxa"/>
+          </w:tcPr>
+          <w:p>
+            <w:pPr>
+              <w:spacing w:before="60" w:line="360" w:lineRule="auto"/>
+              <w:ind w:firstLine="0"/>
+              <w:jc w:val="left"/>
+              <w:rPr>
+                <w:rFonts w:eastAsia="Times New Roman" w:cs="Times New Roman"/>
+                <w:szCs w:val="24"/>
+                <w:lang w:eastAsia="en-ID"/>
+              </w:rPr>
+            </w:pPr>
+            <w:r>
+              <w:rPr>
+                <w:rFonts w:eastAsia="Times New Roman" w:cs="Times New Roman"/>
+                <w:szCs w:val="24"/>
+                <w:lang w:eastAsia="en-ID"/>
+              </w:rPr>
+              <w:t>Jawaban/Deskripsi</w:t>
+            </w:r>
+          </w:p>
+        </w:tc>
+      </w:tr>
+      <w:tr>
+        <w:tc>
+          <w:tcPr>
+            <w:tcW w:w="1129" w:type="dxa"/>
+          </w:tcPr>
+          <w:p>
+            <w:pPr>
+              <w:spacing w:before="60" w:line="360" w:lineRule="auto"/>
+              <w:ind w:firstLine="0"/>
+              <w:jc w:val="left"/>
+              <w:rPr>
+                <w:rFonts w:eastAsia="Times New Roman" w:cs="Times New Roman"/>
+                <w:szCs w:val="24"/>
+                <w:lang w:val="en-US" w:eastAsia="en-ID"/>
+              </w:rPr>
+            </w:pPr>
+            <w:r>
+              <w:rPr>
+                <w:rFonts w:eastAsia="Times New Roman" w:cs="Times New Roman"/>
+                <w:szCs w:val="24"/>
+                <w:lang w:val="en-US" w:eastAsia="en-ID"/>
+              </w:rPr>
+              <w:t>1</w:t>
+            </w:r>
+          </w:p>
+        </w:tc>
+        <w:tc>
+          <w:tcPr>
+            <w:tcW w:w="8499" w:type="dxa"/>
+          </w:tcPr>
+          <w:p>
+            <w:pPr>
+              <w:spacing w:before="60" w:line="360" w:lineRule="auto"/>
+              <w:ind w:firstLine="0"/>
+              <w:jc w:val="left"/>
+              <w:rPr>
+                <w:rFonts w:eastAsia="Times New Roman" w:cs="Times New Roman"/>
+                <w:szCs w:val="24"/>
+                <w:lang w:val="en-US" w:eastAsia="en-ID"/>
+              </w:rPr>
+            </w:pPr>
+          </w:p>
+        </w:tc>
+      </w:tr>
+      <w:tr>
+        <w:tc>
+          <w:tcPr>
+            <w:tcW w:w="1129" w:type="dxa"/>
+          </w:tcPr>
+          <w:p>
+            <w:pPr>
+              <w:spacing w:before="60" w:line="360" w:lineRule="auto"/>
+              <w:ind w:firstLine="0"/>
+              <w:jc w:val="left"/>
+              <w:rPr>
+                <w:rFonts w:eastAsia="Times New Roman" w:cs="Times New Roman"/>
+                <w:szCs w:val="24"/>
+                <w:lang w:val="en-US" w:eastAsia="en-ID"/>
+              </w:rPr>
+            </w:pPr>
+            <w:r>
+              <w:rPr>
+                <w:rFonts w:eastAsia="Times New Roman" w:cs="Times New Roman"/>
+                <w:szCs w:val="24"/>
+                <w:lang w:val="en-US" w:eastAsia="en-ID"/>
+              </w:rPr>
+              <w:lastRenderedPageBreak/>
+              <w:t>2</w:t>
+            </w:r>
+          </w:p>
+        </w:tc>
+        <w:tc>
+          <w:tcPr>
+            <w:tcW w:w="8499" w:type="dxa"/>
+          </w:tcPr>
+          <w:p>
+            <w:pPr>
+              <w:spacing w:before="60" w:line="360" w:lineRule="auto"/>
+              <w:ind w:firstLine="0"/>
+              <w:jc w:val="left"/>
+              <w:rPr>
+                <w:rFonts w:eastAsia="Times New Roman" w:cs="Times New Roman"/>
+                <w:szCs w:val="24"/>
+                <w:lang w:eastAsia="en-ID"/>
+              </w:rPr>
+            </w:pPr>
+          </w:p>
+        </w:tc>
+      </w:tr>
+      <w:tr>
+        <w:tc>
+          <w:tcPr>
+            <w:tcW w:w="1129" w:type="dxa"/>
+          </w:tcPr>
+          <w:p>
+            <w:pPr>
+              <w:spacing w:before="60" w:line="360" w:lineRule="auto"/>
+              <w:ind w:firstLine="0"/>
+              <w:jc w:val="left"/>
+              <w:rPr>
+                <w:rFonts w:eastAsia="Times New Roman" w:cs="Times New Roman"/>
+                <w:szCs w:val="24"/>
+                <w:lang w:val="en-US" w:eastAsia="en-ID"/>
+              </w:rPr>
+            </w:pPr>
+            <w:r>
+              <w:rPr>
+                <w:rFonts w:eastAsia="Times New Roman" w:cs="Times New Roman"/>
+                <w:szCs w:val="24"/>
+                <w:lang w:val="en-US" w:eastAsia="en-ID"/>
+              </w:rPr>
+              <w:t>3</w:t>
+            </w:r>
+          </w:p>
+        </w:tc>
+        <w:tc>
+          <w:tcPr>
+            <w:tcW w:w="8499" w:type="dxa"/>
+          </w:tcPr>
+          <w:p>
+            <w:pPr>
+              <w:spacing w:before="60" w:line="360" w:lineRule="auto"/>
+              <w:ind w:firstLine="0"/>
+              <w:jc w:val="left"/>
+              <w:rPr>
+                <w:rFonts w:eastAsia="Times New Roman" w:cs="Times New Roman"/>
+                <w:szCs w:val="24"/>
+                <w:lang w:val="en-US" w:eastAsia="en-ID"/>
+              </w:rPr>
+            </w:pPr>
+          </w:p>
+        </w:tc>
+      </w:tr>
+      <w:tr>
+        <w:tc>
+          <w:tcPr>
+            <w:tcW w:w="1129" w:type="dxa"/>
+          </w:tcPr>
+          <w:p>
+            <w:pPr>
+              <w:spacing w:before="60" w:line="360" w:lineRule="auto"/>
+              <w:ind w:firstLine="0"/>
+              <w:jc w:val="left"/>
+              <w:rPr>
+                <w:rFonts w:eastAsia="Times New Roman" w:cs="Times New Roman"/>
+                <w:szCs w:val="24"/>
+                <w:lang w:val="en-US" w:eastAsia="en-ID"/>
+              </w:rPr>
+            </w:pPr>
+            <w:r>
+              <w:rPr>
+                <w:rFonts w:eastAsia="Times New Roman" w:cs="Times New Roman"/>
+                <w:szCs w:val="24"/>
+                <w:lang w:val="en-US" w:eastAsia="en-ID"/>
+              </w:rPr>
+              <w:t>4</w:t>
+            </w:r>
+          </w:p>
+        </w:tc>
+        <w:tc>
+          <w:tcPr>
+            <w:tcW w:w="8499" w:type="dxa"/>
+          </w:tcPr>
+          <w:p>
+            <w:pPr>
+              <w:spacing w:before="60" w:line="360" w:lineRule="auto"/>
+              <w:ind w:firstLine="0"/>
+              <w:jc w:val="left"/>
+              <w:rPr>
+                <w:rFonts w:eastAsia="Times New Roman" w:cs="Times New Roman"/>
+                <w:szCs w:val="24"/>
+                <w:lang w:eastAsia="en-ID"/>
+              </w:rPr>
+            </w:pPr>
+          </w:p>
+        </w:tc>
+      </w:tr>
+    </w:tbl>
+    <w:p>
+      <w:pPr>
+        <w:spacing w:before="60" w:line="360" w:lineRule="auto"/>
+        <w:ind w:firstLine="0"/>
+        <w:jc w:val="left"/>
+        <w:rPr>
+          <w:rFonts w:eastAsia="Times New Roman" w:cs="Times New Roman"/>
+          <w:b/>
+          <w:bCs/>
+          <w:kern w:val="0"/>
+          <w:szCs w:val="24"/>
+          <w:lang w:eastAsia="en-ID"/>
+          <w14:ligatures w14:val="none"/>
+        </w:rPr>
+      </w:pPr>
+    </w:p>
+    <w:p>
+      <w:pPr>
+        <w:spacing w:before="60" w:line="360" w:lineRule="auto"/>
+        <w:ind w:firstLine="0"/>
+        <w:jc w:val="left"/>
+        <w:rPr>
+          <w:rFonts w:eastAsia="Times New Roman" w:cs="Times New Roman"/>
+          <w:b/>
+          <w:bCs/>
+          <w:kern w:val="0"/>
+          <w:szCs w:val="24"/>
+          <w:lang w:eastAsia="en-ID"/>
+          <w14:ligatures w14:val="none"/>
+        </w:rPr>
+      </w:pPr>
+      <w:proofErr w:type="spellStart"/>
+      <w:r>
+        <w:rPr>
+          <w:rFonts w:eastAsia="Times New Roman" w:cs="Times New Roman"/>
+          <w:b/>
+          <w:bCs/>
+          <w:kern w:val="0"/>
+          <w:szCs w:val="24"/>
+          <w:lang w:eastAsia="en-ID"/>
+          <w14:ligatures w14:val="none"/>
+        </w:rPr>
+        <w:t>Tugas</w:t>
+      </w:r>
+      <w:proofErr w:type="spellEnd"/>
+      <w:r>
+        <w:rPr>
+          <w:rFonts w:eastAsia="Times New Roman" w:cs="Times New Roman"/>
+          <w:b/>
+          <w:bCs/>
+          <w:kern w:val="0"/>
+          <w:szCs w:val="24"/>
+          <w:lang w:eastAsia="en-ID"/>
+          <w14:ligatures w14:val="none"/>
+        </w:rPr>
+        <w:t xml:space="preserve"> </w:t>
+      </w:r>
+      <w:r>
+        <w:rPr>
+          <w:rFonts w:eastAsia="Times New Roman" w:cs="Times New Roman"/>
+          <w:b/>
+          <w:bCs/>
+          <w:kern w:val="0"/>
+          <w:szCs w:val="24"/>
+          <w:lang w:eastAsia="en-ID"/>
+          <w14:ligatures w14:val="none"/>
+        </w:rPr>
+        <w:t>3</w:t>
+      </w:r>
+    </w:p>
+    <w:tbl>
+      <w:tblPr>
+        <w:tblStyle w:val="TableGrid"/>
+        <w:tblW w:w="5000" w:type="pct"/>
+        <w:tblLayout w:type="fixed"/>
+        <w:tblLook w:val="04A0" w:firstRow="1" w:lastRow="0" w:firstColumn="1" w:lastColumn="0" w:noHBand="0" w:noVBand="1"/>
+      </w:tblPr>
+      <w:tblGrid>
+        <w:gridCol w:w="1129"/>
+        <w:gridCol w:w="8499"/>
+      </w:tblGrid>
+      <w:tr>
+        <w:tc>
+          <w:tcPr>
+            <w:tcW w:w="1129" w:type="dxa"/>
+          </w:tcPr>
+          <w:p>
+            <w:pPr>
+              <w:spacing w:before="60" w:line="360" w:lineRule="auto"/>
+              <w:ind w:firstLine="0"/>
+              <w:jc w:val="left"/>
+              <w:rPr>
+                <w:rFonts w:eastAsia="Times New Roman" w:cs="Times New Roman"/>
+                <w:szCs w:val="24"/>
+                <w:lang w:eastAsia="en-ID"/>
+              </w:rPr>
+            </w:pPr>
+            <w:r>
+              <w:rPr>
+                <w:rFonts w:eastAsia="Times New Roman" w:cs="Times New Roman"/>
+                <w:szCs w:val="24"/>
+                <w:lang w:eastAsia="en-ID"/>
+              </w:rPr>
+              <w:t>Langkah</w:t>
+            </w:r>
+          </w:p>
+        </w:tc>
+        <w:tc>
+          <w:tcPr>
+            <w:tcW w:w="8499" w:type="dxa"/>
+          </w:tcPr>
+          <w:p>
+            <w:pPr>
+              <w:spacing w:before="60" w:line="360" w:lineRule="auto"/>
+              <w:ind w:firstLine="0"/>
+              <w:jc w:val="left"/>
+              <w:rPr>
+                <w:rFonts w:eastAsia="Times New Roman" w:cs="Times New Roman"/>
+                <w:szCs w:val="24"/>
+                <w:lang w:eastAsia="en-ID"/>
+              </w:rPr>
+            </w:pPr>
+            <w:r>
+              <w:rPr>
+                <w:rFonts w:eastAsia="Times New Roman" w:cs="Times New Roman"/>
+                <w:szCs w:val="24"/>
+                <w:lang w:eastAsia="en-ID"/>
+              </w:rPr>
+              <w:t>Jawaban/Deskripsi</w:t>
+            </w:r>
+          </w:p>
+        </w:tc>
+      </w:tr>
+      <w:tr>
+        <w:tc>
+          <w:tcPr>
+            <w:tcW w:w="1129" w:type="dxa"/>
+          </w:tcPr>
+          <w:p>
+            <w:pPr>
+              <w:spacing w:before="60" w:line="360" w:lineRule="auto"/>
+              <w:ind w:firstLine="0"/>
+              <w:jc w:val="left"/>
+              <w:rPr>
+                <w:rFonts w:eastAsia="Times New Roman" w:cs="Times New Roman"/>
+                <w:szCs w:val="24"/>
+                <w:lang w:val="en-US" w:eastAsia="en-ID"/>
+              </w:rPr>
+            </w:pPr>
+            <w:r>
+              <w:rPr>
+                <w:rFonts w:eastAsia="Times New Roman" w:cs="Times New Roman"/>
+                <w:szCs w:val="24"/>
+                <w:lang w:val="en-US" w:eastAsia="en-ID"/>
+              </w:rPr>
+              <w:t>1</w:t>
+            </w:r>
+          </w:p>
+        </w:tc>
+        <w:tc>
+          <w:tcPr>
+            <w:tcW w:w="8499" w:type="dxa"/>
+          </w:tcPr>
+          <w:p>
+            <w:pPr>
+              <w:spacing w:before="60" w:line="360" w:lineRule="auto"/>
+              <w:ind w:firstLine="0"/>
+              <w:jc w:val="left"/>
+              <w:rPr>
+                <w:rFonts w:eastAsia="Times New Roman" w:cs="Times New Roman"/>
+                <w:szCs w:val="24"/>
+                <w:lang w:val="en-US" w:eastAsia="en-ID"/>
+              </w:rPr>
+            </w:pPr>
+          </w:p>
+        </w:tc>
+      </w:tr>
+      <w:tr>
+        <w:tc>
+          <w:tcPr>
+            <w:tcW w:w="1129" w:type="dxa"/>
+          </w:tcPr>
+          <w:p>
+            <w:pPr>
+              <w:spacing w:before="60" w:line="360" w:lineRule="auto"/>
+              <w:ind w:firstLine="0"/>
+              <w:jc w:val="left"/>
+              <w:rPr>
+                <w:rFonts w:eastAsia="Times New Roman" w:cs="Times New Roman"/>
+                <w:szCs w:val="24"/>
+                <w:lang w:val="en-US" w:eastAsia="en-ID"/>
+              </w:rPr>
+            </w:pPr>
+            <w:r>
+              <w:rPr>
+                <w:rFonts w:eastAsia="Times New Roman" w:cs="Times New Roman"/>
+                <w:szCs w:val="24"/>
+                <w:lang w:val="en-US" w:eastAsia="en-ID"/>
+              </w:rPr>
+              <w:t>2</w:t>
+            </w:r>
+          </w:p>
+        </w:tc>
+        <w:tc>
+          <w:tcPr>
+            <w:tcW w:w="8499" w:type="dxa"/>
+          </w:tcPr>
+          <w:p>
+            <w:pPr>
+              <w:spacing w:before="60" w:line="360" w:lineRule="auto"/>
+              <w:ind w:firstLine="0"/>
+              <w:jc w:val="left"/>
+              <w:rPr>
+                <w:rFonts w:eastAsia="Times New Roman" w:cs="Times New Roman"/>
+                <w:szCs w:val="24"/>
+                <w:lang w:eastAsia="en-ID"/>
+              </w:rPr>
+            </w:pPr>
+          </w:p>
+        </w:tc>
+      </w:tr>
+      <w:tr>
+        <w:tc>
+          <w:tcPr>
+            <w:tcW w:w="1129" w:type="dxa"/>
+          </w:tcPr>
+          <w:p>
+            <w:pPr>
+              <w:spacing w:before="60" w:line="360" w:lineRule="auto"/>
+              <w:ind w:firstLine="0"/>
+              <w:jc w:val="left"/>
+              <w:rPr>
+                <w:rFonts w:eastAsia="Times New Roman" w:cs="Times New Roman"/>
+                <w:szCs w:val="24"/>
+                <w:lang w:val="en-US" w:eastAsia="en-ID"/>
+              </w:rPr>
+            </w:pPr>
+            <w:r>
+              <w:rPr>
+                <w:rFonts w:eastAsia="Times New Roman" w:cs="Times New Roman"/>
+                <w:szCs w:val="24"/>
+                <w:lang w:val="en-US" w:eastAsia="en-ID"/>
+              </w:rPr>
+              <w:t>3</w:t>
+            </w:r>
+          </w:p>
+        </w:tc>
+        <w:tc>
+          <w:tcPr>
+            <w:tcW w:w="8499" w:type="dxa"/>
+          </w:tcPr>
+          <w:p>
+            <w:pPr>
+              <w:spacing w:before="60" w:line="360" w:lineRule="auto"/>
+              <w:ind w:firstLine="0"/>
+              <w:jc w:val="left"/>
+              <w:rPr>
+                <w:rFonts w:eastAsia="Times New Roman" w:cs="Times New Roman"/>
+                <w:szCs w:val="24"/>
+                <w:lang w:val="en-US" w:eastAsia="en-ID"/>
+              </w:rPr>
+            </w:pPr>
+          </w:p>
+        </w:tc>
+      </w:tr>
+      <w:tr>
+        <w:tc>
+          <w:tcPr>
+            <w:tcW w:w="1129" w:type="dxa"/>
+          </w:tcPr>
+          <w:p>
+            <w:pPr>
+              <w:spacing w:before="60" w:line="360" w:lineRule="auto"/>
+              <w:ind w:firstLine="0"/>
+              <w:jc w:val="left"/>
+              <w:rPr>
+                <w:rFonts w:eastAsia="Times New Roman" w:cs="Times New Roman"/>
+                <w:szCs w:val="24"/>
+                <w:lang w:val="en-US" w:eastAsia="en-ID"/>
+              </w:rPr>
+            </w:pPr>
+            <w:r>
+              <w:rPr>
+                <w:rFonts w:eastAsia="Times New Roman" w:cs="Times New Roman"/>
+                <w:szCs w:val="24"/>
+                <w:lang w:val="en-US" w:eastAsia="en-ID"/>
+              </w:rPr>
+              <w:t>4</w:t>
+            </w:r>
+          </w:p>
+        </w:tc>
+        <w:tc>
+          <w:tcPr>
+            <w:tcW w:w="8499" w:type="dxa"/>
+          </w:tcPr>
+          <w:p>
+            <w:pPr>
+              <w:spacing w:before="60" w:line="360" w:lineRule="auto"/>
+              <w:ind w:firstLine="0"/>
+              <w:jc w:val="left"/>
+              <w:rPr>
+                <w:rFonts w:eastAsia="Times New Roman" w:cs="Times New Roman"/>
+                <w:szCs w:val="24"/>
+                <w:lang w:eastAsia="en-ID"/>
+              </w:rPr>
+            </w:pPr>
+          </w:p>
+        </w:tc>
+      </w:tr>
+    </w:tbl>
+    <w:p>
+      <w:pPr>
+        <w:spacing w:before="60" w:line="360" w:lineRule="auto"/>
+        <w:ind w:firstLine="0"/>
+        <w:jc w:val="left"/>
+        <w:rPr>
+          <w:rFonts w:eastAsia="Times New Roman" w:cs="Times New Roman"/>
+          <w:b/>
+          <w:bCs/>
+          <w:kern w:val="0"/>
+          <w:szCs w:val="24"/>
+          <w:lang w:eastAsia="en-ID"/>
+          <w14:ligatures w14:val="none"/>
+        </w:rPr>
+      </w:pPr>
+    </w:p>
+    <w:p>
+      <w:pPr>
+        <w:spacing w:before="60" w:line="360" w:lineRule="auto"/>
+        <w:ind w:firstLine="0"/>
+        <w:jc w:val="left"/>
+        <w:rPr>
+          <w:rFonts w:eastAsia="Times New Roman" w:cs="Times New Roman"/>
+          <w:b/>
+          <w:bCs/>
+          <w:kern w:val="0"/>
+          <w:szCs w:val="24"/>
+          <w:lang w:eastAsia="en-ID"/>
+          <w14:ligatures w14:val="none"/>
+        </w:rPr>
+      </w:pPr>
+      <w:proofErr w:type="spellStart"/>
+      <w:r>
+        <w:rPr>
+          <w:rFonts w:eastAsia="Times New Roman" w:cs="Times New Roman"/>
+          <w:b/>
+          <w:bCs/>
+          <w:kern w:val="0"/>
+          <w:szCs w:val="24"/>
+          <w:lang w:eastAsia="en-ID"/>
+          <w14:ligatures w14:val="none"/>
+        </w:rPr>
+        <w:t>Pertanyaan</w:t>
+      </w:r>
+      <w:proofErr w:type="spellEnd"/>
+    </w:p>
+    <w:tbl>
+      <w:tblPr>
+        <w:tblStyle w:val="TableGrid"/>
+        <w:tblW w:w="5000" w:type="pct"/>
+        <w:tblLayout w:type="fixed"/>
+        <w:tblLook w:val="04A0" w:firstRow="1" w:lastRow="0" w:firstColumn="1" w:lastColumn="0" w:noHBand="0" w:noVBand="1"/>
+      </w:tblPr>
+      <w:tblGrid>
+        <w:gridCol w:w="1129"/>
+        <w:gridCol w:w="8499"/>
+      </w:tblGrid>
+      <w:tr>
+        <w:tc>
+          <w:tcPr>
+            <w:tcW w:w="1129" w:type="dxa"/>
+          </w:tcPr>
+          <w:p>
+            <w:pPr>
+              <w:spacing w:before="60" w:line="360" w:lineRule="auto"/>
+              <w:ind w:firstLine="0"/>
+              <w:jc w:val="left"/>
+              <w:rPr>
+                <w:rFonts w:eastAsia="Times New Roman" w:cs="Times New Roman"/>
+                <w:szCs w:val="24"/>
+                <w:lang w:eastAsia="en-ID"/>
+              </w:rPr>
+            </w:pPr>
+            <w:r>
+              <w:rPr>
+                <w:rFonts w:eastAsia="Times New Roman" w:cs="Times New Roman"/>
+                <w:szCs w:val="24"/>
+                <w:lang w:eastAsia="en-ID"/>
+              </w:rPr>
+              <w:t>Langkah</w:t>
+            </w:r>
+          </w:p>
+        </w:tc>
+        <w:tc>
+          <w:tcPr>
+            <w:tcW w:w="8499" w:type="dxa"/>
+          </w:tcPr>
+          <w:p>
+            <w:pPr>
+              <w:spacing w:before="60" w:line="360" w:lineRule="auto"/>
+              <w:ind w:firstLine="0"/>
+              <w:jc w:val="left"/>
+              <w:rPr>
+                <w:rFonts w:eastAsia="Times New Roman" w:cs="Times New Roman"/>
+                <w:szCs w:val="24"/>
+                <w:lang w:eastAsia="en-ID"/>
+              </w:rPr>
+            </w:pPr>
+            <w:r>
+              <w:rPr>
+                <w:rFonts w:eastAsia="Times New Roman" w:cs="Times New Roman"/>
+                <w:szCs w:val="24"/>
+                <w:lang w:eastAsia="en-ID"/>
+              </w:rPr>
+              <w:t>Jawaban/Deskripsi</w:t>
+            </w:r>
+          </w:p>
+        </w:tc>
+      </w:tr>
+      <w:tr>
+        <w:tc>
+          <w:tcPr>
+            <w:tcW w:w="1129" w:type="dxa"/>
+          </w:tcPr>
+          <w:p>
+            <w:pPr>
+              <w:spacing w:before="60" w:line="360" w:lineRule="auto"/>
+              <w:ind w:firstLine="0"/>
+              <w:jc w:val="left"/>
+              <w:rPr>
+                <w:rFonts w:eastAsia="Times New Roman" w:cs="Times New Roman"/>
+                <w:szCs w:val="24"/>
+                <w:lang w:val="en-US" w:eastAsia="en-ID"/>
+              </w:rPr>
+            </w:pPr>
+            <w:r>
+              <w:rPr>
+                <w:rFonts w:eastAsia="Times New Roman" w:cs="Times New Roman"/>
+                <w:szCs w:val="24"/>
+                <w:lang w:val="en-US" w:eastAsia="en-ID"/>
+              </w:rPr>
+              <w:t>1</w:t>
+            </w:r>
+          </w:p>
+        </w:tc>
+        <w:tc>
+          <w:tcPr>
+            <w:tcW w:w="8499" w:type="dxa"/>
+          </w:tcPr>
+          <w:p>
+            <w:pPr>
+              <w:spacing w:before="60" w:line="360" w:lineRule="auto"/>
+              <w:ind w:firstLine="0"/>
+              <w:jc w:val="left"/>
+              <w:rPr>
+                <w:rFonts w:eastAsia="Times New Roman" w:cs="Times New Roman"/>
+                <w:szCs w:val="24"/>
+                <w:lang w:val="en-US" w:eastAsia="en-ID"/>
+              </w:rPr>
+            </w:pPr>
+          </w:p>
+        </w:tc>
+      </w:tr>
+      <w:tr>
+        <w:tc>
+          <w:tcPr>
+            <w:tcW w:w="1129" w:type="dxa"/>
+          </w:tcPr>
+          <w:p>
+            <w:pPr>
+              <w:spacing w:before="60" w:line="360" w:lineRule="auto"/>
+              <w:ind w:firstLine="0"/>
+              <w:jc w:val="left"/>
+              <w:rPr>
+                <w:rFonts w:eastAsia="Times New Roman" w:cs="Times New Roman"/>
+                <w:szCs w:val="24"/>
+                <w:lang w:val="en-US" w:eastAsia="en-ID"/>
+              </w:rPr>
+            </w:pPr>
+            <w:r>
+              <w:rPr>
+                <w:rFonts w:eastAsia="Times New Roman" w:cs="Times New Roman"/>
+                <w:szCs w:val="24"/>
+                <w:lang w:val="en-US" w:eastAsia="en-ID"/>
+              </w:rPr>
+              <w:t>2</w:t>
+            </w:r>
+          </w:p>
+        </w:tc>
+        <w:tc>
+          <w:tcPr>
+            <w:tcW w:w="8499" w:type="dxa"/>
+          </w:tcPr>
+          <w:p>
+            <w:pPr>
+              <w:spacing w:before="60" w:line="360" w:lineRule="auto"/>
+              <w:ind w:firstLine="0"/>
+              <w:jc w:val="left"/>
+              <w:rPr>
+                <w:rFonts w:eastAsia="Times New Roman" w:cs="Times New Roman"/>
+                <w:szCs w:val="24"/>
+                <w:lang w:eastAsia="en-ID"/>
+              </w:rPr>
+            </w:pPr>
+          </w:p>
+        </w:tc>
+      </w:tr>
+      <w:tr>
+        <w:tc>
+          <w:tcPr>
+            <w:tcW w:w="1129" w:type="dxa"/>
+          </w:tcPr>
+          <w:p>
+            <w:pPr>
+              <w:spacing w:before="60" w:line="360" w:lineRule="auto"/>
+              <w:ind w:firstLine="0"/>
+              <w:jc w:val="left"/>
+              <w:rPr>
+                <w:rFonts w:eastAsia="Times New Roman" w:cs="Times New Roman"/>
+                <w:szCs w:val="24"/>
+                <w:lang w:val="en-US" w:eastAsia="en-ID"/>
+              </w:rPr>
+            </w:pPr>
+            <w:r>
+              <w:rPr>
+                <w:rFonts w:eastAsia="Times New Roman" w:cs="Times New Roman"/>
+                <w:szCs w:val="24"/>
+                <w:lang w:val="en-US" w:eastAsia="en-ID"/>
+              </w:rPr>
+              <w:t>3</w:t>
+            </w:r>
+          </w:p>
+        </w:tc>
+        <w:tc>
+          <w:tcPr>
+            <w:tcW w:w="8499" w:type="dxa"/>
+          </w:tcPr>
+          <w:p>
+            <w:pPr>
+              <w:spacing w:before="60" w:line="360" w:lineRule="auto"/>
+              <w:ind w:firstLine="0"/>
+              <w:jc w:val="left"/>
+              <w:rPr>
+                <w:rFonts w:eastAsia="Times New Roman" w:cs="Times New Roman"/>
+                <w:szCs w:val="24"/>
+                <w:lang w:val="en-US" w:eastAsia="en-ID"/>
+              </w:rPr>
+            </w:pPr>
+          </w:p>
+        </w:tc>
+      </w:tr>
+      <w:tr>
+        <w:tc>
+          <w:tcPr>
+            <w:tcW w:w="1129" w:type="dxa"/>
+          </w:tcPr>
+          <w:p>
+            <w:pPr>
+              <w:spacing w:before="60" w:line="360" w:lineRule="auto"/>
+              <w:ind w:firstLine="0"/>
+              <w:jc w:val="left"/>
+              <w:rPr>
+                <w:rFonts w:eastAsia="Times New Roman" w:cs="Times New Roman"/>
+                <w:szCs w:val="24"/>
+                <w:lang w:val="en-US" w:eastAsia="en-ID"/>
+              </w:rPr>
+            </w:pPr>
+            <w:r>
+              <w:rPr>
+                <w:rFonts w:eastAsia="Times New Roman" w:cs="Times New Roman"/>
+                <w:szCs w:val="24"/>
+                <w:lang w:val="en-US" w:eastAsia="en-ID"/>
+              </w:rPr>
+              <w:t>4</w:t>
+            </w:r>
+          </w:p>
+        </w:tc>
+        <w:tc>
+          <w:tcPr>
+            <w:tcW w:w="8499" w:type="dxa"/>
+          </w:tcPr>
+          <w:p>
+            <w:pPr>
+              <w:spacing w:before="60" w:line="360" w:lineRule="auto"/>
+              <w:ind w:firstLine="0"/>
+              <w:jc w:val="left"/>
+              <w:rPr>
+                <w:rFonts w:eastAsia="Times New Roman" w:cs="Times New Roman"/>
+                <w:szCs w:val="24"/>
+                <w:lang w:eastAsia="en-ID"/>
+              </w:rPr>
+            </w:pPr>
+          </w:p>
+        </w:tc>
+      </w:tr>
+    </w:tbl>
+    <w:p>
+      <w:pPr>
+        <w:spacing w:before="60" w:line="360" w:lineRule="auto"/>
+        <w:ind w:firstLine="0"/>
+        <w:jc w:val="left"/>
+        <w:rPr>
+          <w:rFonts w:eastAsia="Times New Roman" w:cs="Times New Roman"/>
+          <w:b/>
+          <w:bCs/>
+          <w:kern w:val="0"/>
+          <w:szCs w:val="24"/>
+          <w:lang w:eastAsia="en-ID"/>
+          <w14:ligatures w14:val="none"/>
+        </w:rPr>
+      </w:pPr>
+    </w:p>
+    <w:p>
+      <w:pPr>
+        <w:spacing w:before="60" w:line="360" w:lineRule="auto"/>
+        <w:ind w:firstLine="0"/>
+        <w:jc w:val="left"/>
+        <w:rPr>
+          <w:rFonts w:eastAsia="Times New Roman" w:cs="Times New Roman"/>
+          <w:b/>
+          <w:bCs/>
+          <w:kern w:val="0"/>
+          <w:szCs w:val="24"/>
+          <w:lang w:eastAsia="en-ID"/>
+          <w14:ligatures w14:val="none"/>
+        </w:rPr>
+      </w:pPr>
+      <w:proofErr w:type="spellStart"/>
+      <w:r>
+        <w:rPr>
+          <w:rFonts w:eastAsia="Times New Roman" w:cs="Times New Roman"/>
+          <w:b/>
+          <w:bCs/>
+          <w:kern w:val="0"/>
+          <w:szCs w:val="24"/>
+          <w:lang w:eastAsia="en-ID"/>
+          <w14:ligatures w14:val="none"/>
+        </w:rPr>
+        <w:t>Praktikum</w:t>
+      </w:r>
+      <w:proofErr w:type="spellEnd"/>
+      <w:r>
+        <w:rPr>
+          <w:rFonts w:eastAsia="Times New Roman" w:cs="Times New Roman"/>
+          <w:b/>
+          <w:bCs/>
+          <w:kern w:val="0"/>
+          <w:szCs w:val="24"/>
+          <w:lang w:eastAsia="en-ID"/>
+          <w14:ligatures w14:val="none"/>
+        </w:rPr>
+        <w:t xml:space="preserve"> Ke-3</w:t>
+      </w:r>
+    </w:p>
+    <w:tbl>
+      <w:tblPr>
+        <w:tblStyle w:val="TableGrid"/>
+        <w:tblW w:w="5000" w:type="pct"/>
+        <w:tblLayout w:type="fixed"/>
+        <w:tblLook w:val="04A0" w:firstRow="1" w:lastRow="0" w:firstColumn="1" w:lastColumn="0" w:noHBand="0" w:noVBand="1"/>
+      </w:tblPr>
+      <w:tblGrid>
+        <w:gridCol w:w="1129"/>
+        <w:gridCol w:w="8499"/>
+      </w:tblGrid>
+      <w:tr>
+        <w:tc>
+          <w:tcPr>
+            <w:tcW w:w="1129" w:type="dxa"/>
+          </w:tcPr>
+          <w:p>
+            <w:pPr>
+              <w:spacing w:before="60" w:line="360" w:lineRule="auto"/>
+              <w:ind w:firstLine="0"/>
+              <w:jc w:val="left"/>
+              <w:rPr>
+                <w:rFonts w:eastAsia="Times New Roman" w:cs="Times New Roman"/>
+                <w:szCs w:val="24"/>
+                <w:lang w:eastAsia="en-ID"/>
+              </w:rPr>
+            </w:pPr>
+            <w:r>
+              <w:rPr>
+                <w:rFonts w:eastAsia="Times New Roman" w:cs="Times New Roman"/>
+                <w:szCs w:val="24"/>
+                <w:lang w:eastAsia="en-ID"/>
+              </w:rPr>
+              <w:t>Langkah</w:t>
+            </w:r>
+          </w:p>
+        </w:tc>
+        <w:tc>
+          <w:tcPr>
+            <w:tcW w:w="8499" w:type="dxa"/>
+          </w:tcPr>
+          <w:p>
+            <w:pPr>
+              <w:spacing w:before="60" w:line="360" w:lineRule="auto"/>
+              <w:ind w:firstLine="0"/>
+              <w:jc w:val="left"/>
+              <w:rPr>
+                <w:rFonts w:eastAsia="Times New Roman" w:cs="Times New Roman"/>
+                <w:szCs w:val="24"/>
+                <w:lang w:eastAsia="en-ID"/>
+              </w:rPr>
+            </w:pPr>
+            <w:r>
+              <w:rPr>
+                <w:rFonts w:eastAsia="Times New Roman" w:cs="Times New Roman"/>
+                <w:szCs w:val="24"/>
+                <w:lang w:eastAsia="en-ID"/>
+              </w:rPr>
+              <w:t>Jawaban/Deskripsi</w:t>
+            </w:r>
+          </w:p>
+        </w:tc>
+      </w:tr>
+      <w:tr>
+        <w:tc>
+          <w:tcPr>
+            <w:tcW w:w="1129" w:type="dxa"/>
+          </w:tcPr>
+          <w:p>
+            <w:pPr>
+              <w:spacing w:before="60" w:line="360" w:lineRule="auto"/>
+              <w:ind w:firstLine="0"/>
+              <w:jc w:val="left"/>
+              <w:rPr>
+                <w:rFonts w:eastAsia="Times New Roman" w:cs="Times New Roman"/>
+                <w:szCs w:val="24"/>
+                <w:lang w:val="en-US" w:eastAsia="en-ID"/>
+              </w:rPr>
+            </w:pPr>
+            <w:r>
+              <w:rPr>
+                <w:rFonts w:eastAsia="Times New Roman" w:cs="Times New Roman"/>
+                <w:szCs w:val="24"/>
+                <w:lang w:val="en-US" w:eastAsia="en-ID"/>
+              </w:rPr>
+              <w:t>1</w:t>
+            </w:r>
+          </w:p>
+        </w:tc>
+        <w:tc>
+          <w:tcPr>
+            <w:tcW w:w="8499" w:type="dxa"/>
+          </w:tcPr>
+          <w:p>
+            <w:pPr>
+              <w:spacing w:before="60" w:line="360" w:lineRule="auto"/>
+              <w:ind w:firstLine="0"/>
+              <w:jc w:val="left"/>
+              <w:rPr>
+                <w:rFonts w:eastAsia="Times New Roman" w:cs="Times New Roman"/>
+                <w:szCs w:val="24"/>
+                <w:lang w:val="en-US" w:eastAsia="en-ID"/>
+              </w:rPr>
+            </w:pPr>
+          </w:p>
+        </w:tc>
+      </w:tr>
+      <w:tr>
+        <w:tc>
+          <w:tcPr>
+            <w:tcW w:w="1129" w:type="dxa"/>
+          </w:tcPr>
+          <w:p>
+            <w:pPr>
+              <w:spacing w:before="60" w:line="360" w:lineRule="auto"/>
+              <w:ind w:firstLine="0"/>
+              <w:jc w:val="left"/>
+              <w:rPr>
+                <w:rFonts w:eastAsia="Times New Roman" w:cs="Times New Roman"/>
+                <w:szCs w:val="24"/>
+                <w:lang w:val="en-US" w:eastAsia="en-ID"/>
+              </w:rPr>
+            </w:pPr>
+            <w:r>
+              <w:rPr>
+                <w:rFonts w:eastAsia="Times New Roman" w:cs="Times New Roman"/>
+                <w:szCs w:val="24"/>
+                <w:lang w:val="en-US" w:eastAsia="en-ID"/>
+              </w:rPr>
+              <w:t>2</w:t>
+            </w:r>
+          </w:p>
+        </w:tc>
+        <w:tc>
+          <w:tcPr>
+            <w:tcW w:w="8499" w:type="dxa"/>
+          </w:tcPr>
+          <w:p>
+            <w:pPr>
+              <w:spacing w:before="60" w:line="360" w:lineRule="auto"/>
+              <w:ind w:firstLine="0"/>
+              <w:jc w:val="left"/>
+              <w:rPr>
+                <w:rFonts w:eastAsia="Times New Roman" w:cs="Times New Roman"/>
+                <w:szCs w:val="24"/>
+                <w:lang w:eastAsia="en-ID"/>
+              </w:rPr>
+            </w:pPr>
+          </w:p>
+        </w:tc>
+      </w:tr>
+      <w:tr>
+        <w:tc>
+          <w:tcPr>
+            <w:tcW w:w="1129" w:type="dxa"/>
+          </w:tcPr>
+          <w:p>
+            <w:pPr>
+              <w:spacing w:before="60" w:line="360" w:lineRule="auto"/>
+              <w:ind w:firstLine="0"/>
+              <w:jc w:val="left"/>
+              <w:rPr>
+                <w:rFonts w:eastAsia="Times New Roman" w:cs="Times New Roman"/>
+                <w:szCs w:val="24"/>
+                <w:lang w:val="en-US" w:eastAsia="en-ID"/>
+              </w:rPr>
+            </w:pPr>
+            <w:r>
+              <w:rPr>
+                <w:rFonts w:eastAsia="Times New Roman" w:cs="Times New Roman"/>
+                <w:szCs w:val="24"/>
+                <w:lang w:val="en-US" w:eastAsia="en-ID"/>
+              </w:rPr>
+              <w:t>3</w:t>
+            </w:r>
+          </w:p>
+        </w:tc>
+        <w:tc>
+          <w:tcPr>
+            <w:tcW w:w="8499" w:type="dxa"/>
+          </w:tcPr>
+          <w:p>
+            <w:pPr>
+              <w:spacing w:before="60" w:line="360" w:lineRule="auto"/>
+              <w:ind w:firstLine="0"/>
+              <w:jc w:val="left"/>
+              <w:rPr>
+                <w:rFonts w:eastAsia="Times New Roman" w:cs="Times New Roman"/>
+                <w:szCs w:val="24"/>
+                <w:lang w:val="en-US" w:eastAsia="en-ID"/>
+              </w:rPr>
+            </w:pPr>
+          </w:p>
+        </w:tc>
+      </w:tr>
+      <w:tr>
+        <w:tc>
+          <w:tcPr>
+            <w:tcW w:w="1129" w:type="dxa"/>
+          </w:tcPr>
+          <w:p>
+            <w:pPr>
+              <w:spacing w:before="60" w:line="360" w:lineRule="auto"/>
+              <w:ind w:firstLine="0"/>
+              <w:jc w:val="left"/>
+              <w:rPr>
+                <w:rFonts w:eastAsia="Times New Roman" w:cs="Times New Roman"/>
+                <w:szCs w:val="24"/>
+                <w:lang w:val="en-US" w:eastAsia="en-ID"/>
+              </w:rPr>
+            </w:pPr>
+            <w:r>
+              <w:rPr>
+                <w:rFonts w:eastAsia="Times New Roman" w:cs="Times New Roman"/>
+                <w:szCs w:val="24"/>
+                <w:lang w:val="en-US" w:eastAsia="en-ID"/>
+              </w:rPr>
+              <w:t>4</w:t>
+            </w:r>
+          </w:p>
+        </w:tc>
+        <w:tc>
+          <w:tcPr>
+            <w:tcW w:w="8499" w:type="dxa"/>
+          </w:tcPr>
+          <w:p>
+            <w:pPr>
+              <w:spacing w:before="60" w:line="360" w:lineRule="auto"/>
+              <w:ind w:firstLine="0"/>
+              <w:jc w:val="left"/>
+              <w:rPr>
+                <w:rFonts w:eastAsia="Times New Roman" w:cs="Times New Roman"/>
+                <w:szCs w:val="24"/>
+                <w:lang w:eastAsia="en-ID"/>
+              </w:rPr>
+            </w:pPr>
+          </w:p>
+        </w:tc>
+      </w:tr>
+    </w:tbl>
+    <w:p>
+      <w:pPr>
+        <w:spacing w:before="60" w:line="360" w:lineRule="auto"/>
+        <w:ind w:firstLine="0"/>
+        <w:jc w:val="left"/>
+        <w:rPr>
+          <w:rFonts w:eastAsia="Times New Roman" w:cs="Times New Roman"/>
+          <w:b/>
+          <w:bCs/>
+          <w:kern w:val="0"/>
+          <w:szCs w:val="24"/>
+          <w:lang w:eastAsia="en-ID"/>
+          <w14:ligatures w14:val="none"/>
+        </w:rPr>
+      </w:pPr>
+    </w:p>
+    <w:p>
+      <w:pPr>
+        <w:spacing w:before="60" w:line="360" w:lineRule="auto"/>
+        <w:ind w:firstLine="0"/>
+        <w:jc w:val="left"/>
+        <w:rPr>
+          <w:rFonts w:eastAsia="Times New Roman" w:cs="Times New Roman"/>
+          <w:b/>
+          <w:bCs/>
+          <w:kern w:val="0"/>
+          <w:szCs w:val="24"/>
+          <w:lang w:eastAsia="en-ID"/>
+          <w14:ligatures w14:val="none"/>
+        </w:rPr>
+      </w:pPr>
+      <w:proofErr w:type="spellStart"/>
+      <w:r>
+        <w:rPr>
+          <w:rFonts w:eastAsia="Times New Roman" w:cs="Times New Roman"/>
+          <w:b/>
+          <w:bCs/>
+          <w:kern w:val="0"/>
+          <w:szCs w:val="24"/>
+          <w:lang w:eastAsia="en-ID"/>
+          <w14:ligatures w14:val="none"/>
+        </w:rPr>
+        <w:t>Praktikum</w:t>
+      </w:r>
+      <w:proofErr w:type="spellEnd"/>
+      <w:r>
+        <w:rPr>
+          <w:rFonts w:eastAsia="Times New Roman" w:cs="Times New Roman"/>
+          <w:b/>
+          <w:bCs/>
+          <w:kern w:val="0"/>
+          <w:szCs w:val="24"/>
+          <w:lang w:eastAsia="en-ID"/>
+          <w14:ligatures w14:val="none"/>
+        </w:rPr>
+        <w:t xml:space="preserve"> Ke-3</w:t>
+      </w:r>
+    </w:p>
+    <w:tbl>
+      <w:tblPr>
+        <w:tblStyle w:val="TableGrid"/>
+        <w:tblW w:w="5000" w:type="pct"/>
+        <w:tblLayout w:type="fixed"/>
+        <w:tblLook w:val="04A0" w:firstRow="1" w:lastRow="0" w:firstColumn="1" w:lastColumn="0" w:noHBand="0" w:noVBand="1"/>
+      </w:tblPr>
+      <w:tblGrid>
+        <w:gridCol w:w="1129"/>
+        <w:gridCol w:w="8499"/>
+      </w:tblGrid>
+      <w:tr>
+        <w:tc>
+          <w:tcPr>
+            <w:tcW w:w="1129" w:type="dxa"/>
+          </w:tcPr>
+          <w:p>
+            <w:pPr>
+              <w:spacing w:before="60" w:line="360" w:lineRule="auto"/>
+              <w:ind w:firstLine="0"/>
+              <w:jc w:val="left"/>
+              <w:rPr>
+                <w:rFonts w:eastAsia="Times New Roman" w:cs="Times New Roman"/>
+                <w:szCs w:val="24"/>
+                <w:lang w:eastAsia="en-ID"/>
+              </w:rPr>
+            </w:pPr>
+            <w:r>
+              <w:rPr>
+                <w:rFonts w:eastAsia="Times New Roman" w:cs="Times New Roman"/>
+                <w:szCs w:val="24"/>
+                <w:lang w:eastAsia="en-ID"/>
+              </w:rPr>
+              <w:lastRenderedPageBreak/>
+              <w:t>Langkah</w:t>
+            </w:r>
+          </w:p>
+        </w:tc>
+        <w:tc>
+          <w:tcPr>
+            <w:tcW w:w="8499" w:type="dxa"/>
+          </w:tcPr>
+          <w:p>
+            <w:pPr>
+              <w:spacing w:before="60" w:line="360" w:lineRule="auto"/>
+              <w:ind w:firstLine="0"/>
+              <w:jc w:val="left"/>
+              <w:rPr>
+                <w:rFonts w:eastAsia="Times New Roman" w:cs="Times New Roman"/>
+                <w:szCs w:val="24"/>
+                <w:lang w:eastAsia="en-ID"/>
+              </w:rPr>
+            </w:pPr>
+            <w:r>
+              <w:rPr>
+                <w:rFonts w:eastAsia="Times New Roman" w:cs="Times New Roman"/>
+                <w:szCs w:val="24"/>
+                <w:lang w:eastAsia="en-ID"/>
+              </w:rPr>
+              <w:t>Jawaban/Deskripsi</w:t>
+            </w:r>
+          </w:p>
+        </w:tc>
+      </w:tr>
+      <w:tr>
+        <w:tc>
+          <w:tcPr>
+            <w:tcW w:w="1129" w:type="dxa"/>
+          </w:tcPr>
+          <w:p>
+            <w:pPr>
+              <w:spacing w:before="60" w:line="360" w:lineRule="auto"/>
+              <w:ind w:firstLine="0"/>
+              <w:jc w:val="left"/>
+              <w:rPr>
+                <w:rFonts w:eastAsia="Times New Roman" w:cs="Times New Roman"/>
+                <w:szCs w:val="24"/>
+                <w:lang w:val="en-US" w:eastAsia="en-ID"/>
+              </w:rPr>
+            </w:pPr>
+            <w:r>
+              <w:rPr>
+                <w:rFonts w:eastAsia="Times New Roman" w:cs="Times New Roman"/>
+                <w:szCs w:val="24"/>
+                <w:lang w:val="en-US" w:eastAsia="en-ID"/>
+              </w:rPr>
+              <w:t>1</w:t>
+            </w:r>
+          </w:p>
+        </w:tc>
+        <w:tc>
+          <w:tcPr>
+            <w:tcW w:w="8499" w:type="dxa"/>
+          </w:tcPr>
+          <w:p>
+            <w:pPr>
+              <w:spacing w:before="60" w:line="360" w:lineRule="auto"/>
+              <w:ind w:firstLine="0"/>
+              <w:jc w:val="left"/>
+              <w:rPr>
+                <w:rFonts w:eastAsia="Times New Roman" w:cs="Times New Roman"/>
+                <w:szCs w:val="24"/>
+                <w:lang w:val="en-US" w:eastAsia="en-ID"/>
+              </w:rPr>
+            </w:pPr>
+          </w:p>
+        </w:tc>
+      </w:tr>
+      <w:tr>
+        <w:tc>
+          <w:tcPr>
+            <w:tcW w:w="1129" w:type="dxa"/>
+          </w:tcPr>
+          <w:p>
+            <w:pPr>
+              <w:spacing w:before="60" w:line="360" w:lineRule="auto"/>
+              <w:ind w:firstLine="0"/>
+              <w:jc w:val="left"/>
+              <w:rPr>
+                <w:rFonts w:eastAsia="Times New Roman" w:cs="Times New Roman"/>
+                <w:szCs w:val="24"/>
+                <w:lang w:val="en-US" w:eastAsia="en-ID"/>
+              </w:rPr>
+            </w:pPr>
+            <w:r>
+              <w:rPr>
+                <w:rFonts w:eastAsia="Times New Roman" w:cs="Times New Roman"/>
+                <w:szCs w:val="24"/>
+                <w:lang w:val="en-US" w:eastAsia="en-ID"/>
+              </w:rPr>
+              <w:t>2</w:t>
+            </w:r>
+          </w:p>
+        </w:tc>
+        <w:tc>
+          <w:tcPr>
+            <w:tcW w:w="8499" w:type="dxa"/>
+          </w:tcPr>
+          <w:p>
+            <w:pPr>
+              <w:spacing w:before="60" w:line="360" w:lineRule="auto"/>
+              <w:ind w:firstLine="0"/>
+              <w:jc w:val="left"/>
+              <w:rPr>
+                <w:rFonts w:eastAsia="Times New Roman" w:cs="Times New Roman"/>
+                <w:szCs w:val="24"/>
+                <w:lang w:eastAsia="en-ID"/>
+              </w:rPr>
+            </w:pPr>
+          </w:p>
+        </w:tc>
+      </w:tr>
+      <w:tr>
+        <w:tc>
+          <w:tcPr>
+            <w:tcW w:w="1129" w:type="dxa"/>
+          </w:tcPr>
+          <w:p>
+            <w:pPr>
+              <w:spacing w:before="60" w:line="360" w:lineRule="auto"/>
+              <w:ind w:firstLine="0"/>
+              <w:jc w:val="left"/>
+              <w:rPr>
+                <w:rFonts w:eastAsia="Times New Roman" w:cs="Times New Roman"/>
+                <w:szCs w:val="24"/>
+                <w:lang w:val="en-US" w:eastAsia="en-ID"/>
+              </w:rPr>
+            </w:pPr>
+            <w:r>
+              <w:rPr>
+                <w:rFonts w:eastAsia="Times New Roman" w:cs="Times New Roman"/>
+                <w:szCs w:val="24"/>
+                <w:lang w:val="en-US" w:eastAsia="en-ID"/>
+              </w:rPr>
+              <w:t>3</w:t>
+            </w:r>
+          </w:p>
+        </w:tc>
+        <w:tc>
+          <w:tcPr>
+            <w:tcW w:w="8499" w:type="dxa"/>
+          </w:tcPr>
+          <w:p>
+            <w:pPr>
+              <w:spacing w:before="60" w:line="360" w:lineRule="auto"/>
+              <w:ind w:firstLine="0"/>
+              <w:jc w:val="left"/>
+              <w:rPr>
+                <w:rFonts w:eastAsia="Times New Roman" w:cs="Times New Roman"/>
+                <w:szCs w:val="24"/>
+                <w:lang w:val="en-US" w:eastAsia="en-ID"/>
+              </w:rPr>
+            </w:pPr>
+          </w:p>
+        </w:tc>
+      </w:tr>
+      <w:tr>
+        <w:tc>
+          <w:tcPr>
+            <w:tcW w:w="1129" w:type="dxa"/>
+          </w:tcPr>
+          <w:p>
+            <w:pPr>
+              <w:spacing w:before="60" w:line="360" w:lineRule="auto"/>
+              <w:ind w:firstLine="0"/>
+              <w:jc w:val="left"/>
+              <w:rPr>
+                <w:rFonts w:eastAsia="Times New Roman" w:cs="Times New Roman"/>
+                <w:szCs w:val="24"/>
+                <w:lang w:val="en-US" w:eastAsia="en-ID"/>
+              </w:rPr>
+            </w:pPr>
+            <w:r>
+              <w:rPr>
+                <w:rFonts w:eastAsia="Times New Roman" w:cs="Times New Roman"/>
+                <w:szCs w:val="24"/>
+                <w:lang w:val="en-US" w:eastAsia="en-ID"/>
+              </w:rPr>
+              <w:t>4</w:t>
+            </w:r>
+          </w:p>
+        </w:tc>
+        <w:tc>
+          <w:tcPr>
+            <w:tcW w:w="8499" w:type="dxa"/>
+          </w:tcPr>
+          <w:p>
+            <w:pPr>
+              <w:spacing w:before="60" w:line="360" w:lineRule="auto"/>
+              <w:ind w:firstLine="0"/>
+              <w:jc w:val="left"/>
+              <w:rPr>
+                <w:rFonts w:eastAsia="Times New Roman" w:cs="Times New Roman"/>
+                <w:szCs w:val="24"/>
+                <w:lang w:eastAsia="en-ID"/>
+              </w:rPr>
+            </w:pPr>
+          </w:p>
+        </w:tc>
+      </w:tr>
+    </w:tbl>
+    <w:p>
+      <w:pPr>
+        <w:spacing w:before="60" w:line="360" w:lineRule="auto"/>
+        <w:ind w:firstLine="0"/>
+        <w:jc w:val="left"/>
+        <w:rPr>
+          <w:rFonts w:eastAsia="Times New Roman" w:cs="Times New Roman"/>
+          <w:b/>
+          <w:bCs/>
+          <w:kern w:val="0"/>
+          <w:szCs w:val="24"/>
+          <w:lang w:eastAsia="en-ID"/>
+          <w14:ligatures w14:val="none"/>
+        </w:rPr>
+      </w:pPr>
+    </w:p>
+    <w:p>
+      <w:pPr>
+        <w:spacing w:before="60" w:line="360" w:lineRule="auto"/>
+        <w:ind w:firstLine="0"/>
+        <w:jc w:val="left"/>
+        <w:rPr>
+          <w:rFonts w:eastAsia="Times New Roman" w:cs="Times New Roman"/>
+          <w:b/>
+          <w:bCs/>
+          <w:kern w:val="0"/>
+          <w:szCs w:val="24"/>
+          <w:lang w:eastAsia="en-ID"/>
+          <w14:ligatures w14:val="none"/>
+        </w:rPr>
+      </w:pPr>
+      <w:proofErr w:type="spellStart"/>
+      <w:r>
+        <w:rPr>
+          <w:rFonts w:eastAsia="Times New Roman" w:cs="Times New Roman"/>
+          <w:b/>
+          <w:bCs/>
+          <w:kern w:val="0"/>
+          <w:szCs w:val="24"/>
+          <w:lang w:eastAsia="en-ID"/>
+          <w14:ligatures w14:val="none"/>
+        </w:rPr>
+        <w:t>Praktikum</w:t>
+      </w:r>
+      <w:proofErr w:type="spellEnd"/>
+      <w:r>
+        <w:rPr>
+          <w:rFonts w:eastAsia="Times New Roman" w:cs="Times New Roman"/>
+          <w:b/>
+          <w:bCs/>
+          <w:kern w:val="0"/>
+          <w:szCs w:val="24"/>
+          <w:lang w:eastAsia="en-ID"/>
+          <w14:ligatures w14:val="none"/>
+        </w:rPr>
+        <w:t xml:space="preserve"> Ke-3</w:t>
+      </w:r>
+    </w:p>
+    <w:tbl>
+      <w:tblPr>
+        <w:tblStyle w:val="TableGrid"/>
+        <w:tblW w:w="5000" w:type="pct"/>
+        <w:tblLayout w:type="fixed"/>
+        <w:tblLook w:val="04A0" w:firstRow="1" w:lastRow="0" w:firstColumn="1" w:lastColumn="0" w:noHBand="0" w:noVBand="1"/>
+      </w:tblPr>
+      <w:tblGrid>
+        <w:gridCol w:w="1129"/>
+        <w:gridCol w:w="8499"/>
+      </w:tblGrid>
+      <w:tr>
+        <w:tc>
+          <w:tcPr>
+            <w:tcW w:w="1129" w:type="dxa"/>
+          </w:tcPr>
+          <w:p>
+            <w:pPr>
+              <w:spacing w:before="60" w:line="360" w:lineRule="auto"/>
+              <w:ind w:firstLine="0"/>
+              <w:jc w:val="left"/>
+              <w:rPr>
+                <w:rFonts w:eastAsia="Times New Roman" w:cs="Times New Roman"/>
+                <w:szCs w:val="24"/>
+                <w:lang w:eastAsia="en-ID"/>
+              </w:rPr>
+            </w:pPr>
+            <w:r>
+              <w:rPr>
+                <w:rFonts w:eastAsia="Times New Roman" w:cs="Times New Roman"/>
+                <w:szCs w:val="24"/>
+                <w:lang w:eastAsia="en-ID"/>
+              </w:rPr>
+              <w:t>Langkah</w:t>
+            </w:r>
+          </w:p>
+        </w:tc>
+        <w:tc>
+          <w:tcPr>
+            <w:tcW w:w="8499" w:type="dxa"/>
+          </w:tcPr>
+          <w:p>
+            <w:pPr>
+              <w:spacing w:before="60" w:line="360" w:lineRule="auto"/>
+              <w:ind w:firstLine="0"/>
+              <w:jc w:val="left"/>
+              <w:rPr>
+                <w:rFonts w:eastAsia="Times New Roman" w:cs="Times New Roman"/>
+                <w:szCs w:val="24"/>
+                <w:lang w:eastAsia="en-ID"/>
+              </w:rPr>
+            </w:pPr>
+            <w:r>
+              <w:rPr>
+                <w:rFonts w:eastAsia="Times New Roman" w:cs="Times New Roman"/>
+                <w:szCs w:val="24"/>
+                <w:lang w:eastAsia="en-ID"/>
+              </w:rPr>
+              <w:t>Jawaban/Deskripsi</w:t>
+            </w:r>
+          </w:p>
+        </w:tc>
+      </w:tr>
+      <w:tr>
+        <w:tc>
+          <w:tcPr>
+            <w:tcW w:w="1129" w:type="dxa"/>
+          </w:tcPr>
+          <w:p>
+            <w:pPr>
+              <w:spacing w:before="60" w:line="360" w:lineRule="auto"/>
+              <w:ind w:firstLine="0"/>
+              <w:jc w:val="left"/>
+              <w:rPr>
+                <w:rFonts w:eastAsia="Times New Roman" w:cs="Times New Roman"/>
+                <w:szCs w:val="24"/>
+                <w:lang w:val="en-US" w:eastAsia="en-ID"/>
+              </w:rPr>
+            </w:pPr>
+            <w:r>
+              <w:rPr>
+                <w:rFonts w:eastAsia="Times New Roman" w:cs="Times New Roman"/>
+                <w:szCs w:val="24"/>
+                <w:lang w:val="en-US" w:eastAsia="en-ID"/>
+              </w:rPr>
+              <w:t>1</w:t>
+            </w:r>
+          </w:p>
+        </w:tc>
+        <w:tc>
+          <w:tcPr>
+            <w:tcW w:w="8499" w:type="dxa"/>
+          </w:tcPr>
+          <w:p>
+            <w:pPr>
+              <w:spacing w:before="60" w:line="360" w:lineRule="auto"/>
+              <w:ind w:firstLine="0"/>
+              <w:jc w:val="left"/>
+              <w:rPr>
+                <w:rFonts w:eastAsia="Times New Roman" w:cs="Times New Roman"/>
+                <w:szCs w:val="24"/>
+                <w:lang w:val="en-US" w:eastAsia="en-ID"/>
+              </w:rPr>
+            </w:pPr>
+          </w:p>
+        </w:tc>
+      </w:tr>
+      <w:tr>
+        <w:tc>
+          <w:tcPr>
+            <w:tcW w:w="1129" w:type="dxa"/>
+          </w:tcPr>
+          <w:p>
+            <w:pPr>
+              <w:spacing w:before="60" w:line="360" w:lineRule="auto"/>
+              <w:ind w:firstLine="0"/>
+              <w:jc w:val="left"/>
+              <w:rPr>
+                <w:rFonts w:eastAsia="Times New Roman" w:cs="Times New Roman"/>
+                <w:szCs w:val="24"/>
+                <w:lang w:val="en-US" w:eastAsia="en-ID"/>
+              </w:rPr>
+            </w:pPr>
+            <w:r>
+              <w:rPr>
+                <w:rFonts w:eastAsia="Times New Roman" w:cs="Times New Roman"/>
+                <w:szCs w:val="24"/>
+                <w:lang w:val="en-US" w:eastAsia="en-ID"/>
+              </w:rPr>
+              <w:t>2</w:t>
+            </w:r>
+          </w:p>
+        </w:tc>
+        <w:tc>
+          <w:tcPr>
+            <w:tcW w:w="8499" w:type="dxa"/>
+          </w:tcPr>
+          <w:p>
+            <w:pPr>
+              <w:spacing w:before="60" w:line="360" w:lineRule="auto"/>
+              <w:ind w:firstLine="0"/>
+              <w:jc w:val="left"/>
+              <w:rPr>
+                <w:rFonts w:eastAsia="Times New Roman" w:cs="Times New Roman"/>
+                <w:szCs w:val="24"/>
+                <w:lang w:eastAsia="en-ID"/>
+              </w:rPr>
+            </w:pPr>
+          </w:p>
+        </w:tc>
+      </w:tr>
+      <w:tr>
+        <w:tc>
+          <w:tcPr>
+            <w:tcW w:w="1129" w:type="dxa"/>
+          </w:tcPr>
+          <w:p>
+            <w:pPr>
+              <w:spacing w:before="60" w:line="360" w:lineRule="auto"/>
+              <w:ind w:firstLine="0"/>
+              <w:jc w:val="left"/>
+              <w:rPr>
+                <w:rFonts w:eastAsia="Times New Roman" w:cs="Times New Roman"/>
+                <w:szCs w:val="24"/>
+                <w:lang w:val="en-US" w:eastAsia="en-ID"/>
+              </w:rPr>
+            </w:pPr>
+            <w:r>
+              <w:rPr>
+                <w:rFonts w:eastAsia="Times New Roman" w:cs="Times New Roman"/>
+                <w:szCs w:val="24"/>
+                <w:lang w:val="en-US" w:eastAsia="en-ID"/>
+              </w:rPr>
+              <w:t>3</w:t>
+            </w:r>
+          </w:p>
+        </w:tc>
+        <w:tc>
+          <w:tcPr>
+            <w:tcW w:w="8499" w:type="dxa"/>
+          </w:tcPr>
+          <w:p>
+            <w:pPr>
+              <w:spacing w:before="60" w:line="360" w:lineRule="auto"/>
+              <w:ind w:firstLine="0"/>
+              <w:jc w:val="left"/>
+              <w:rPr>
+                <w:rFonts w:eastAsia="Times New Roman" w:cs="Times New Roman"/>
+                <w:szCs w:val="24"/>
+                <w:lang w:val="en-US" w:eastAsia="en-ID"/>
+              </w:rPr>
+            </w:pPr>
+          </w:p>
+        </w:tc>
+      </w:tr>
+      <w:tr>
+        <w:tc>
+          <w:tcPr>
+            <w:tcW w:w="1129" w:type="dxa"/>
+          </w:tcPr>
+          <w:p>
+            <w:pPr>
+              <w:spacing w:before="60" w:line="360" w:lineRule="auto"/>
+              <w:ind w:firstLine="0"/>
+              <w:jc w:val="left"/>
+              <w:rPr>
+                <w:rFonts w:eastAsia="Times New Roman" w:cs="Times New Roman"/>
+                <w:szCs w:val="24"/>
+                <w:lang w:val="en-US" w:eastAsia="en-ID"/>
+              </w:rPr>
+            </w:pPr>
+            <w:r>
+              <w:rPr>
+                <w:rFonts w:eastAsia="Times New Roman" w:cs="Times New Roman"/>
+                <w:szCs w:val="24"/>
+                <w:lang w:val="en-US" w:eastAsia="en-ID"/>
+              </w:rPr>
+              <w:t>4</w:t>
+            </w:r>
+          </w:p>
+        </w:tc>
+        <w:tc>
+          <w:tcPr>
+            <w:tcW w:w="8499" w:type="dxa"/>
+          </w:tcPr>
+          <w:p>
+            <w:pPr>
+              <w:spacing w:before="60" w:line="360" w:lineRule="auto"/>
+              <w:ind w:firstLine="0"/>
+              <w:jc w:val="left"/>
+              <w:rPr>
+                <w:rFonts w:eastAsia="Times New Roman" w:cs="Times New Roman"/>
+                <w:szCs w:val="24"/>
+                <w:lang w:eastAsia="en-ID"/>
+              </w:rPr>
+            </w:pPr>
+          </w:p>
+        </w:tc>
+      </w:tr>
+    </w:tbl>
+    <w:p>
+      <w:pPr>
+        <w:spacing w:before="60" w:line="360" w:lineRule="auto"/>
+        <w:ind w:firstLine="0"/>
+        <w:jc w:val="left"/>
+        <w:rPr>
+          <w:rFonts w:eastAsia="Times New Roman" w:cs="Times New Roman"/>
+          <w:b/>
+          <w:bCs/>
+          <w:kern w:val="0"/>
+          <w:szCs w:val="24"/>
+          <w:lang w:eastAsia="en-ID"/>
+          <w14:ligatures w14:val="none"/>
+        </w:rPr>
       </w:pPr>
     </w:p>
     <w:sectPr>
-      <w:headerReference w:type="default" r:id="rId7"/>
-      <w:footerReference w:type="default" r:id="rId8"/>
+      <w:headerReference w:type="default" r:id="rId9"/>
+      <w:footerReference w:type="default" r:id="rId10"/>
       <w:pgSz w:w="11906" w:h="16838" w:code="9"/>
       <w:pgMar w:top="1134" w:right="1134" w:bottom="1134" w:left="1134" w:header="567" w:footer="567" w:gutter="0"/>
       <w:cols w:space="708"/>
@@ -1718,7 +5132,7 @@
                 <w:sz w:val="20"/>
                 <w:szCs w:val="20"/>
               </w:rPr>
-              <w:t>2</w:t>
+              <w:t>3</w:t>
             </w:r>
             <w:r>
               <w:rPr>
@@ -5801,7 +9215,6 @@
   <w:style w:type="character" w:default="1" w:styleId="DefaultParagraphFont">
     <w:name w:val="Default Paragraph Font"/>
     <w:uiPriority w:val="1"/>
-    <w:semiHidden/>
     <w:unhideWhenUsed/>
   </w:style>
   <w:style w:type="table" w:default="1" w:styleId="TableNormal">

--- a/JS1.docx
+++ b/JS1.docx
@@ -851,73 +851,6 @@
                 <w:lang w:eastAsia="en-ID"/>
               </w:rPr>
             </w:pPr>
-            <w:r>
-              <w:rPr>
-                <w:rFonts w:eastAsia="Times New Roman" w:cs="Times New Roman"/>
-                <w:szCs w:val="24"/>
-                <w:lang w:eastAsia="en-ID"/>
-              </w:rPr>
-              <w:t xml:space="preserve">Routing dasar </w:t>
-            </w:r>
-            <w:r>
-              <w:rPr>
-                <w:rFonts w:eastAsia="Times New Roman" w:cs="Times New Roman"/>
-                <w:szCs w:val="24"/>
-                <w:lang w:eastAsia="en-ID"/>
-              </w:rPr>
-              <w:br/>
-              <w:t xml:space="preserve">dengan struktur awal </w:t>
-            </w:r>
-            <w:r>
-              <w:rPr>
-                <w:rFonts w:eastAsia="Times New Roman" w:cs="Times New Roman"/>
-                <w:szCs w:val="24"/>
-                <w:lang w:eastAsia="en-ID"/>
-              </w:rPr>
-              <w:br/>
-            </w:r>
-            <w:r>
-              <w:rPr>
-                <w:rFonts w:eastAsia="Times New Roman" w:cs="Times New Roman"/>
-                <w:szCs w:val="24"/>
-                <w:lang w:eastAsia="en-ID"/>
-              </w:rPr>
-              <w:drawing>
-                <wp:inline distT="0" distB="0" distL="0" distR="0" wp14:anchorId="3B26913B" wp14:editId="519E69E3">
-                  <wp:extent cx="2333951" cy="2791215"/>
-                  <wp:effectExtent l="0" t="0" r="9525" b="9525"/>
-                  <wp:docPr id="1172906520" name="Picture 1"/>
-                  <wp:cNvGraphicFramePr>
-                    <a:graphicFrameLocks xmlns:a="http://schemas.openxmlformats.org/drawingml/2006/main" noChangeAspect="1"/>
-                  </wp:cNvGraphicFramePr>
-                  <a:graphic xmlns:a="http://schemas.openxmlformats.org/drawingml/2006/main">
-                    <a:graphicData uri="http://schemas.openxmlformats.org/drawingml/2006/picture">
-                      <pic:pic xmlns:pic="http://schemas.openxmlformats.org/drawingml/2006/picture">
-                        <pic:nvPicPr>
-                          <pic:cNvPr id="1172906520" name=""/>
-                          <pic:cNvPicPr/>
-                        </pic:nvPicPr>
-                        <pic:blipFill>
-                          <a:blip r:embed="rId7"/>
-                          <a:stretch>
-                            <a:fillRect/>
-                          </a:stretch>
-                        </pic:blipFill>
-                        <pic:spPr>
-                          <a:xfrm>
-                            <a:off x="0" y="0"/>
-                            <a:ext cx="2333951" cy="2791215"/>
-                          </a:xfrm>
-                          <a:prstGeom prst="rect">
-                            <a:avLst/>
-                          </a:prstGeom>
-                        </pic:spPr>
-                      </pic:pic>
-                    </a:graphicData>
-                  </a:graphic>
-                </wp:inline>
-              </w:drawing>
-            </w:r>
           </w:p>
         </w:tc>
       </w:tr>
@@ -962,68 +895,6 @@
                 <w:lang w:val="it-IT" w:eastAsia="en-ID"/>
               </w:rPr>
             </w:pPr>
-            <w:r>
-              <w:rPr>
-                <w:rFonts w:eastAsia="Times New Roman" w:cs="Times New Roman"/>
-                <w:szCs w:val="24"/>
-                <w:lang w:val="it-IT" w:eastAsia="en-ID"/>
-              </w:rPr>
-              <w:t>Tampilan dari pages about.tsx</w:t>
-            </w:r>
-          </w:p>
-          <w:p>
-            <w:pPr>
-              <w:spacing w:before="60" w:line="360" w:lineRule="auto"/>
-              <w:ind w:firstLine="0"/>
-              <w:jc w:val="left"/>
-              <w:rPr>
-                <w:rFonts w:eastAsia="Times New Roman" w:cs="Times New Roman"/>
-                <w:szCs w:val="24"/>
-                <w:lang w:val="it-IT" w:eastAsia="en-ID"/>
-              </w:rPr>
-            </w:pPr>
-            <w:r>
-              <w:rPr>
-                <w:rFonts w:eastAsia="Times New Roman" w:cs="Times New Roman"/>
-                <w:szCs w:val="24"/>
-                <w:lang w:val="it-IT" w:eastAsia="en-ID"/>
-              </w:rPr>
-              <w:drawing>
-                <wp:inline distT="0" distB="0" distL="0" distR="0" wp14:anchorId="747E026C" wp14:editId="212FE9BD">
-                  <wp:extent cx="3410426" cy="1247949"/>
-                  <wp:effectExtent l="0" t="0" r="0" b="9525"/>
-                  <wp:docPr id="1964204169" name="Picture 1"/>
-                  <wp:cNvGraphicFramePr>
-                    <a:graphicFrameLocks xmlns:a="http://schemas.openxmlformats.org/drawingml/2006/main" noChangeAspect="1"/>
-                  </wp:cNvGraphicFramePr>
-                  <a:graphic xmlns:a="http://schemas.openxmlformats.org/drawingml/2006/main">
-                    <a:graphicData uri="http://schemas.openxmlformats.org/drawingml/2006/picture">
-                      <pic:pic xmlns:pic="http://schemas.openxmlformats.org/drawingml/2006/picture">
-                        <pic:nvPicPr>
-                          <pic:cNvPr id="1964204169" name=""/>
-                          <pic:cNvPicPr/>
-                        </pic:nvPicPr>
-                        <pic:blipFill>
-                          <a:blip r:embed="rId8"/>
-                          <a:stretch>
-                            <a:fillRect/>
-                          </a:stretch>
-                        </pic:blipFill>
-                        <pic:spPr>
-                          <a:xfrm>
-                            <a:off x="0" y="0"/>
-                            <a:ext cx="3410426" cy="1247949"/>
-                          </a:xfrm>
-                          <a:prstGeom prst="rect">
-                            <a:avLst/>
-                          </a:prstGeom>
-                        </pic:spPr>
-                      </pic:pic>
-                    </a:graphicData>
-                  </a:graphic>
-                </wp:inline>
-              </w:drawing>
-            </w:r>
           </w:p>
         </w:tc>
       </w:tr>
@@ -1054,7 +925,6 @@
           <w:lang w:eastAsia="en-ID"/>
           <w14:ligatures w14:val="none"/>
         </w:rPr>
-        <w:lastRenderedPageBreak/>
         <w:t>Praktikum</w:t>
       </w:r>
       <w:proofErr w:type="spellEnd"/>
@@ -1740,6 +1610,7 @@
                 <w:szCs w:val="24"/>
                 <w:lang w:eastAsia="en-ID"/>
               </w:rPr>
+              <w:lastRenderedPageBreak/>
               <w:t>Langkah</w:t>
             </w:r>
           </w:p>
@@ -2234,7 +2105,6 @@
                 <w:szCs w:val="24"/>
                 <w:lang w:val="en-US" w:eastAsia="en-ID"/>
               </w:rPr>
-              <w:lastRenderedPageBreak/>
               <w:t>4</w:t>
             </w:r>
           </w:p>
@@ -3375,7 +3245,6 @@
                 <w:szCs w:val="24"/>
                 <w:lang w:val="en-US" w:eastAsia="en-ID"/>
               </w:rPr>
-              <w:lastRenderedPageBreak/>
               <w:t>2</w:t>
             </w:r>
           </w:p>
@@ -4016,6 +3885,7 @@
                 <w:szCs w:val="24"/>
                 <w:lang w:val="en-US" w:eastAsia="en-ID"/>
               </w:rPr>
+              <w:lastRenderedPageBreak/>
               <w:t>3</w:t>
             </w:r>
           </w:p>
@@ -4472,7 +4342,6 @@
                 <w:szCs w:val="24"/>
                 <w:lang w:eastAsia="en-ID"/>
               </w:rPr>
-              <w:lastRenderedPageBreak/>
               <w:t>Langkah</w:t>
             </w:r>
           </w:p>
@@ -4995,8 +4864,8 @@
       </w:pPr>
     </w:p>
     <w:sectPr>
-      <w:headerReference w:type="default" r:id="rId9"/>
-      <w:footerReference w:type="default" r:id="rId10"/>
+      <w:headerReference w:type="default" r:id="rId7"/>
+      <w:footerReference w:type="default" r:id="rId8"/>
       <w:pgSz w:w="11906" w:h="16838" w:code="9"/>
       <w:pgMar w:top="1134" w:right="1134" w:bottom="1134" w:left="1134" w:header="567" w:footer="567" w:gutter="0"/>
       <w:cols w:space="708"/>
@@ -9215,6 +9084,7 @@
   <w:style w:type="character" w:default="1" w:styleId="DefaultParagraphFont">
     <w:name w:val="Default Paragraph Font"/>
     <w:uiPriority w:val="1"/>
+    <w:semiHidden/>
     <w:unhideWhenUsed/>
   </w:style>
   <w:style w:type="table" w:default="1" w:styleId="TableNormal">
